--- a/req/Casos de Prueba.docx
+++ b/req/Casos de Prueba.docx
@@ -153,7 +153,7 @@
           <w:lang w:val="es-ES"/>
         </w:rPr>
         <w:sectPr>
-          <w:headerReference w:type="default" r:id="rId7"/>
+          <w:headerReference w:type="default" r:id="rId8"/>
           <w:pgSz w:w="15840" w:h="12240" w:orient="landscape" w:code="1"/>
           <w:pgMar w:top="1440" w:right="1440" w:bottom="1440" w:left="1440" w:header="720" w:footer="720" w:gutter="0"/>
           <w:cols w:space="720"/>
@@ -1377,8 +1377,8 @@
           <w:lang w:val="es-ES"/>
         </w:rPr>
         <w:sectPr>
-          <w:headerReference w:type="default" r:id="rId8"/>
-          <w:footerReference w:type="default" r:id="rId9"/>
+          <w:headerReference w:type="default" r:id="rId9"/>
+          <w:footerReference w:type="default" r:id="rId10"/>
           <w:pgSz w:w="15840" w:h="12240" w:orient="landscape" w:code="1"/>
           <w:pgMar w:top="1440" w:right="1440" w:bottom="1440" w:left="1440" w:header="720" w:footer="720" w:gutter="0"/>
           <w:pgNumType w:start="1"/>
@@ -4971,7 +4971,7 @@
           <w:rFonts w:asciiTheme="minorHAnsi" w:hAnsiTheme="minorHAnsi" w:cstheme="minorHAnsi"/>
         </w:rPr>
         <w:sectPr>
-          <w:headerReference w:type="default" r:id="rId10"/>
+          <w:headerReference w:type="default" r:id="rId11"/>
           <w:type w:val="oddPage"/>
           <w:pgSz w:w="15840" w:h="12240" w:orient="landscape" w:code="1"/>
           <w:pgMar w:top="1440" w:right="1440" w:bottom="1440" w:left="1440" w:header="720" w:footer="720" w:gutter="0"/>
@@ -6065,8 +6065,8 @@
           <w:lang w:val="en-GB"/>
         </w:rPr>
         <w:sectPr>
-          <w:headerReference w:type="default" r:id="rId11"/>
-          <w:footerReference w:type="default" r:id="rId12"/>
+          <w:headerReference w:type="default" r:id="rId12"/>
+          <w:footerReference w:type="default" r:id="rId13"/>
           <w:pgSz w:w="15840" w:h="12240" w:orient="landscape" w:code="1"/>
           <w:pgMar w:top="1134" w:right="1134" w:bottom="1134" w:left="1134" w:header="720" w:footer="720" w:gutter="0"/>
           <w:pgNumType w:start="1"/>
@@ -11369,7 +11369,7 @@
           <w:lang w:val="es-ES"/>
         </w:rPr>
         <w:sectPr>
-          <w:headerReference w:type="default" r:id="rId13"/>
+          <w:headerReference w:type="default" r:id="rId14"/>
           <w:type w:val="oddPage"/>
           <w:pgSz w:w="15840" w:h="12240" w:orient="landscape" w:code="1"/>
           <w:pgMar w:top="1440" w:right="1440" w:bottom="1440" w:left="1440" w:header="720" w:footer="720" w:gutter="0"/>
@@ -11560,13 +11560,37 @@
               <w:rPr>
                 <w:lang w:val="es-ES"/>
               </w:rPr>
-              <w:t>7</w:t>
-            </w:r>
-            <w:r>
-              <w:rPr>
-                <w:lang w:val="es-ES"/>
-              </w:rPr>
-              <w:t>/12/2025&gt;</w:t>
+              <w:t>6</w:t>
+            </w:r>
+            <w:r>
+              <w:rPr>
+                <w:lang w:val="es-ES"/>
+              </w:rPr>
+              <w:t>/</w:t>
+            </w:r>
+            <w:r>
+              <w:rPr>
+                <w:lang w:val="es-ES"/>
+              </w:rPr>
+              <w:t>05</w:t>
+            </w:r>
+            <w:r>
+              <w:rPr>
+                <w:lang w:val="es-ES"/>
+              </w:rPr>
+              <w:t>/202</w:t>
+            </w:r>
+            <w:r>
+              <w:rPr>
+                <w:lang w:val="es-ES"/>
+              </w:rPr>
+              <w:t>6</w:t>
+            </w:r>
+            <w:r>
+              <w:rPr>
+                <w:lang w:val="es-ES"/>
+              </w:rPr>
+              <w:t>&gt;</w:t>
             </w:r>
           </w:p>
         </w:tc>
@@ -12534,8 +12558,8 @@
           <w:lang w:val="es-ES"/>
         </w:rPr>
         <w:sectPr>
-          <w:headerReference w:type="default" r:id="rId14"/>
-          <w:footerReference w:type="default" r:id="rId15"/>
+          <w:headerReference w:type="default" r:id="rId15"/>
+          <w:footerReference w:type="default" r:id="rId16"/>
           <w:pgSz w:w="15840" w:h="12240" w:orient="landscape" w:code="1"/>
           <w:pgMar w:top="1440" w:right="1440" w:bottom="1440" w:left="1440" w:header="720" w:footer="720" w:gutter="0"/>
           <w:pgNumType w:start="1"/>
@@ -12556,28 +12580,17 @@
           <w:lang w:val="es-ES"/>
         </w:rPr>
       </w:pPr>
-      <w:r>
-        <w:lastRenderedPageBreak/>
-        <w:fldChar w:fldCharType="begin"/>
-      </w:r>
-      <w:r>
-        <w:instrText xml:space="preserve"> TITLE  \* MERGEFORMAT </w:instrText>
-      </w:r>
-      <w:r>
-        <w:fldChar w:fldCharType="separate"/>
-      </w:r>
-      <w:r>
-        <w:rPr>
-          <w:lang w:val="es-ES"/>
-        </w:rPr>
-        <w:t>Casos</w:t>
-      </w:r>
-      <w:r>
-        <w:t xml:space="preserve"> de Pruebas</w:t>
-      </w:r>
-      <w:r>
-        <w:fldChar w:fldCharType="end"/>
-      </w:r>
+      <w:fldSimple w:instr=" TITLE  \* MERGEFORMAT ">
+        <w:r>
+          <w:rPr>
+            <w:lang w:val="es-ES"/>
+          </w:rPr>
+          <w:t>Casos</w:t>
+        </w:r>
+        <w:r>
+          <w:t xml:space="preserve"> de Pruebas</w:t>
+        </w:r>
+      </w:fldSimple>
     </w:p>
     <w:p>
       <w:pPr>
@@ -13004,13 +13017,13 @@
         <w:tblLook w:val="04A0" w:firstRow="1" w:lastRow="0" w:firstColumn="1" w:lastColumn="0" w:noHBand="0" w:noVBand="1"/>
       </w:tblPr>
       <w:tblGrid>
-        <w:gridCol w:w="1388"/>
+        <w:gridCol w:w="1408"/>
         <w:gridCol w:w="2208"/>
-        <w:gridCol w:w="2853"/>
-        <w:gridCol w:w="1150"/>
-        <w:gridCol w:w="874"/>
-        <w:gridCol w:w="1717"/>
-        <w:gridCol w:w="2771"/>
+        <w:gridCol w:w="2798"/>
+        <w:gridCol w:w="1970"/>
+        <w:gridCol w:w="777"/>
+        <w:gridCol w:w="1640"/>
+        <w:gridCol w:w="2160"/>
       </w:tblGrid>
       <w:tr>
         <w:trPr>
@@ -13036,7 +13049,7 @@
         </w:tc>
         <w:tc>
           <w:tcPr>
-            <w:tcW w:w="2208" w:type="dxa"/>
+            <w:tcW w:w="734" w:type="dxa"/>
           </w:tcPr>
           <w:p>
             <w:pPr>
@@ -13054,27 +13067,34 @@
         </w:tc>
         <w:tc>
           <w:tcPr>
-            <w:tcW w:w="2286" w:type="dxa"/>
-          </w:tcPr>
-          <w:p>
-            <w:pPr>
-              <w:rPr>
-                <w:lang w:val="es-ES"/>
-              </w:rPr>
-            </w:pPr>
-            <w:r>
-              <w:rPr>
-                <w:rFonts w:eastAsia="Verdana" w:cs="Verdana"/>
-                <w:lang w:val="es-ES"/>
-              </w:rPr>
-              <w:t>Dispositivos (Nombre, modelo,color,</w:t>
-            </w:r>
-            <w:r>
-              <w:rPr>
-                <w:rFonts w:eastAsia="Verdana" w:cs="Verdana"/>
-                <w:lang w:val="es-ES"/>
-              </w:rPr>
-              <w:t>año,modelo</w:t>
+            <w:tcW w:w="3713" w:type="dxa"/>
+          </w:tcPr>
+          <w:p>
+            <w:pPr>
+              <w:rPr>
+                <w:lang w:val="es-ES"/>
+              </w:rPr>
+            </w:pPr>
+            <w:r>
+              <w:rPr>
+                <w:rFonts w:eastAsia="Verdana" w:cs="Verdana"/>
+                <w:lang w:val="es-ES"/>
+              </w:rPr>
+              <w:t>Dispositivos (Nombre, modelo,</w:t>
+            </w:r>
+            <w:r>
+              <w:rPr>
+                <w:rFonts w:eastAsia="Verdana" w:cs="Verdana"/>
+                <w:lang w:val="es-ES"/>
+              </w:rPr>
+              <w:t>año,m</w:t>
+            </w:r>
+            <w:r>
+              <w:rPr>
+                <w:rFonts w:eastAsia="Verdana" w:cs="Verdana"/>
+                <w:lang w:val="es-ES"/>
+              </w:rPr>
+              <w:t>arca</w:t>
             </w:r>
             <w:r>
               <w:rPr>
@@ -13087,7 +13107,7 @@
         </w:tc>
         <w:tc>
           <w:tcPr>
-            <w:tcW w:w="1070" w:type="dxa"/>
+            <w:tcW w:w="1970" w:type="dxa"/>
           </w:tcPr>
           <w:p>
             <w:r>
@@ -13097,7 +13117,7 @@
         </w:tc>
         <w:tc>
           <w:tcPr>
-            <w:tcW w:w="949" w:type="dxa"/>
+            <w:tcW w:w="850" w:type="dxa"/>
           </w:tcPr>
           <w:p>
             <w:pPr>
@@ -13112,7 +13132,7 @@
         </w:tc>
         <w:tc>
           <w:tcPr>
-            <w:tcW w:w="1757" w:type="dxa"/>
+            <w:tcW w:w="1704" w:type="dxa"/>
           </w:tcPr>
           <w:p>
             <w:pPr>
@@ -13130,7 +13150,7 @@
         </w:tc>
         <w:tc>
           <w:tcPr>
-            <w:tcW w:w="3303" w:type="dxa"/>
+            <w:tcW w:w="2602" w:type="dxa"/>
           </w:tcPr>
           <w:p>
             <w:pPr>
@@ -13163,7 +13183,7 @@
         </w:tc>
         <w:tc>
           <w:tcPr>
-            <w:tcW w:w="2208" w:type="dxa"/>
+            <w:tcW w:w="734" w:type="dxa"/>
           </w:tcPr>
           <w:p>
             <w:r>
@@ -13177,78 +13197,281 @@
         </w:tc>
         <w:tc>
           <w:tcPr>
-            <w:tcW w:w="2286" w:type="dxa"/>
-          </w:tcPr>
-          <w:p>
-            <w:pPr>
-              <w:rPr>
-                <w:rFonts w:eastAsia="Verdana" w:cs="Verdana"/>
-                <w:lang w:val="es-ES"/>
-              </w:rPr>
-            </w:pPr>
-            <w:r>
-              <w:t>iPhone 14 Pro, Apple, Plata, 2023</w:t>
-            </w:r>
-          </w:p>
-        </w:tc>
-        <w:tc>
-          <w:tcPr>
-            <w:tcW w:w="1070" w:type="dxa"/>
-          </w:tcPr>
-          <w:p>
-            <w:pPr>
-              <w:rPr>
-                <w:lang w:val="es-ES"/>
-              </w:rPr>
-            </w:pPr>
-          </w:p>
-        </w:tc>
-        <w:tc>
-          <w:tcPr>
-            <w:tcW w:w="949" w:type="dxa"/>
-          </w:tcPr>
-          <w:p>
-            <w:pPr>
-              <w:rPr>
-                <w:lang w:val="es-ES"/>
-              </w:rPr>
-            </w:pPr>
-          </w:p>
-        </w:tc>
-        <w:tc>
-          <w:tcPr>
-            <w:tcW w:w="1757" w:type="dxa"/>
-          </w:tcPr>
-          <w:p>
-            <w:pPr>
-              <w:rPr>
-                <w:lang w:val="es-ES"/>
-              </w:rPr>
-            </w:pPr>
-            <w:r>
-              <w:rPr>
-                <w:lang w:val="es-ES"/>
-              </w:rPr>
-              <w:t>Título: Excelente, País: España, Nombre: Juan, Punt: 5, Comentario: "Review para mi móvil"</w:t>
-            </w:r>
-          </w:p>
-        </w:tc>
-        <w:tc>
-          <w:tcPr>
-            <w:tcW w:w="3303" w:type="dxa"/>
-          </w:tcPr>
-          <w:p>
-            <w:pPr>
-              <w:rPr>
-                <w:rFonts w:eastAsia="Verdana" w:cs="Verdana"/>
-                <w:lang w:val="es-ES"/>
-              </w:rPr>
-            </w:pPr>
-            <w:r>
-              <w:rPr>
-                <w:lang w:val="es-ES"/>
-              </w:rPr>
-              <w:t>Pantalla muestra: Datos del cliente (Juan, España), título, fecha actual, y tabla con dispositivo, puntuación y comentario.</w:t>
+            <w:tcW w:w="3713" w:type="dxa"/>
+          </w:tcPr>
+          <w:p>
+            <w:r>
+              <w:t xml:space="preserve">Añadir al carrito: </w:t>
+            </w:r>
+            <w:r>
+              <w:t>iPhone 14 Pro</w:t>
+            </w:r>
+            <w:r>
+              <w:t xml:space="preserve"> 256GB</w:t>
+            </w:r>
+            <w:r>
+              <w:t>,</w:t>
+            </w:r>
+            <w:r>
+              <w:t xml:space="preserve"> iPhone 14 Pro,</w:t>
+            </w:r>
+            <w:r>
+              <w:t xml:space="preserve"> Apple, 2023</w:t>
+            </w:r>
+          </w:p>
+          <w:p/>
+          <w:p>
+            <w:r>
+              <w:t xml:space="preserve">Añadir al carrito: </w:t>
+            </w:r>
+            <w:r>
+              <w:t xml:space="preserve">iPhone 14 Pro </w:t>
+            </w:r>
+            <w:r>
+              <w:t>512</w:t>
+            </w:r>
+            <w:r>
+              <w:t>GB, iPhone 14 Pro, Apple, 2023</w:t>
+            </w:r>
+          </w:p>
+          <w:p/>
+          <w:p>
+            <w:pPr>
+              <w:rPr>
+                <w:rFonts w:eastAsia="Verdana" w:cs="Verdana"/>
+              </w:rPr>
+            </w:pPr>
+          </w:p>
+        </w:tc>
+        <w:tc>
+          <w:tcPr>
+            <w:tcW w:w="1970" w:type="dxa"/>
+          </w:tcPr>
+          <w:p/>
+        </w:tc>
+        <w:tc>
+          <w:tcPr>
+            <w:tcW w:w="850" w:type="dxa"/>
+          </w:tcPr>
+          <w:p/>
+        </w:tc>
+        <w:tc>
+          <w:tcPr>
+            <w:tcW w:w="1704" w:type="dxa"/>
+          </w:tcPr>
+          <w:p>
+            <w:pPr>
+              <w:rPr>
+                <w:lang w:val="es-ES"/>
+              </w:rPr>
+            </w:pPr>
+            <w:r>
+              <w:rPr>
+                <w:lang w:val="es-ES"/>
+              </w:rPr>
+              <w:t>Título: Excelente</w:t>
+            </w:r>
+            <w:r>
+              <w:rPr>
+                <w:lang w:val="es-ES"/>
+              </w:rPr>
+              <w:t xml:space="preserve"> experiencia con mi iPhone</w:t>
+            </w:r>
+            <w:r>
+              <w:rPr>
+                <w:lang w:val="es-ES"/>
+              </w:rPr>
+              <w:t>, País: España, Nombre: Juan, Punt</w:t>
+            </w:r>
+            <w:r>
+              <w:rPr>
+                <w:lang w:val="es-ES"/>
+              </w:rPr>
+              <w:t>1</w:t>
+            </w:r>
+            <w:r>
+              <w:rPr>
+                <w:lang w:val="es-ES"/>
+              </w:rPr>
+              <w:t>: 5, Comentario</w:t>
+            </w:r>
+            <w:r>
+              <w:rPr>
+                <w:lang w:val="es-ES"/>
+              </w:rPr>
+              <w:t>1</w:t>
+            </w:r>
+            <w:r>
+              <w:rPr>
+                <w:lang w:val="es-ES"/>
+              </w:rPr>
+              <w:t>: "Review para m</w:t>
+            </w:r>
+            <w:r>
+              <w:rPr>
+                <w:lang w:val="es-ES"/>
+              </w:rPr>
+              <w:t xml:space="preserve">is dispositivos </w:t>
+            </w:r>
+            <w:r>
+              <w:rPr>
+                <w:lang w:val="es-ES"/>
+              </w:rPr>
+              <w:lastRenderedPageBreak/>
+              <w:t>favoritos</w:t>
+            </w:r>
+            <w:r>
+              <w:rPr>
+                <w:lang w:val="es-ES"/>
+              </w:rPr>
+              <w:t>"</w:t>
+            </w:r>
+            <w:r>
+              <w:rPr>
+                <w:lang w:val="es-ES"/>
+              </w:rPr>
+              <w:t>,</w:t>
+            </w:r>
+          </w:p>
+          <w:p>
+            <w:pPr>
+              <w:rPr>
+                <w:lang w:val="es-ES"/>
+              </w:rPr>
+            </w:pPr>
+            <w:r>
+              <w:rPr>
+                <w:lang w:val="es-ES"/>
+              </w:rPr>
+              <w:t>Punt</w:t>
+            </w:r>
+            <w:r>
+              <w:rPr>
+                <w:lang w:val="es-ES"/>
+              </w:rPr>
+              <w:t>2</w:t>
+            </w:r>
+            <w:r>
+              <w:rPr>
+                <w:lang w:val="es-ES"/>
+              </w:rPr>
+              <w:t xml:space="preserve">: </w:t>
+            </w:r>
+            <w:r>
+              <w:rPr>
+                <w:lang w:val="es-ES"/>
+              </w:rPr>
+              <w:t>4</w:t>
+            </w:r>
+            <w:r>
+              <w:rPr>
+                <w:lang w:val="es-ES"/>
+              </w:rPr>
+              <w:t>, Comentario</w:t>
+            </w:r>
+            <w:r>
+              <w:rPr>
+                <w:lang w:val="es-ES"/>
+              </w:rPr>
+              <w:t>2</w:t>
+            </w:r>
+            <w:r>
+              <w:rPr>
+                <w:lang w:val="es-ES"/>
+              </w:rPr>
+              <w:t>: "Review para m</w:t>
+            </w:r>
+            <w:r>
+              <w:rPr>
+                <w:lang w:val="es-ES"/>
+              </w:rPr>
+              <w:t>is dispositivos favoritos</w:t>
+            </w:r>
+            <w:r>
+              <w:rPr>
+                <w:lang w:val="es-ES"/>
+              </w:rPr>
+              <w:t>"</w:t>
+            </w:r>
+            <w:r>
+              <w:rPr>
+                <w:lang w:val="es-ES"/>
+              </w:rPr>
+              <w:t>,</w:t>
+            </w:r>
+          </w:p>
+        </w:tc>
+        <w:tc>
+          <w:tcPr>
+            <w:tcW w:w="2602" w:type="dxa"/>
+          </w:tcPr>
+          <w:p>
+            <w:pPr>
+              <w:rPr>
+                <w:rFonts w:eastAsia="Verdana" w:cs="Verdana"/>
+                <w:lang w:val="es-ES"/>
+              </w:rPr>
+            </w:pPr>
+            <w:r>
+              <w:rPr>
+                <w:lang w:val="es-ES"/>
+              </w:rPr>
+              <w:lastRenderedPageBreak/>
+              <w:t xml:space="preserve">Pantalla muestra: </w:t>
+            </w:r>
+            <w:r>
+              <w:rPr>
+                <w:lang w:val="es-ES"/>
+              </w:rPr>
+              <w:t xml:space="preserve">“¡Reseña Publicada con Éxito!”, </w:t>
+            </w:r>
+            <w:r>
+              <w:rPr>
+                <w:lang w:val="es-ES"/>
+              </w:rPr>
+              <w:t>Datos del cliente (</w:t>
+            </w:r>
+            <w:r>
+              <w:rPr>
+                <w:lang w:val="es-ES"/>
+              </w:rPr>
+              <w:t>autor</w:t>
+            </w:r>
+            <w:r>
+              <w:rPr>
+                <w:lang w:val="es-ES"/>
+              </w:rPr>
+              <w:t>: Juan</w:t>
+            </w:r>
+            <w:r>
+              <w:rPr>
+                <w:lang w:val="es-ES"/>
+              </w:rPr>
+              <w:t xml:space="preserve"> y ubicación</w:t>
+            </w:r>
+            <w:r>
+              <w:rPr>
+                <w:lang w:val="es-ES"/>
+              </w:rPr>
+              <w:t>: España</w:t>
+            </w:r>
+            <w:r>
+              <w:rPr>
+                <w:lang w:val="es-ES"/>
+              </w:rPr>
+              <w:t>), título, fecha actual, y tabla con dispositivo</w:t>
+            </w:r>
+            <w:r>
+              <w:rPr>
+                <w:lang w:val="es-ES"/>
+              </w:rPr>
+              <w:t>s</w:t>
+            </w:r>
+            <w:r>
+              <w:rPr>
+                <w:lang w:val="es-ES"/>
+              </w:rPr>
+              <w:t>, puntuación y comentario.</w:t>
             </w:r>
           </w:p>
         </w:tc>
@@ -13263,13 +13486,16 @@
           </w:tcPr>
           <w:p>
             <w:r>
-              <w:t>CU_Rev_2</w:t>
-            </w:r>
-          </w:p>
-        </w:tc>
-        <w:tc>
-          <w:tcPr>
-            <w:tcW w:w="2208" w:type="dxa"/>
+              <w:t>CU_Rev_</w:t>
+            </w:r>
+            <w:r>
+              <w:t>4</w:t>
+            </w:r>
+          </w:p>
+        </w:tc>
+        <w:tc>
+          <w:tcPr>
+            <w:tcW w:w="734" w:type="dxa"/>
           </w:tcPr>
           <w:p>
             <w:r>
@@ -13283,80 +13509,152 @@
         </w:tc>
         <w:tc>
           <w:tcPr>
-            <w:tcW w:w="2286" w:type="dxa"/>
-          </w:tcPr>
-          <w:p>
-            <w:pPr>
-              <w:rPr>
-                <w:lang w:val="es-ES"/>
-              </w:rPr>
-            </w:pPr>
-            <w:r>
-              <w:rPr>
-                <w:lang w:val="es-ES"/>
-              </w:rPr>
-              <w:t>No hay dispositivos para mostrar con filtros erróneos</w:t>
-            </w:r>
-          </w:p>
-        </w:tc>
-        <w:tc>
-          <w:tcPr>
-            <w:tcW w:w="1070" w:type="dxa"/>
-          </w:tcPr>
-          <w:p>
-            <w:pPr>
-              <w:rPr>
-                <w:lang w:val="es-ES"/>
-              </w:rPr>
-            </w:pPr>
-            <w:r>
-              <w:t>Samsung</w:t>
-            </w:r>
-          </w:p>
-        </w:tc>
-        <w:tc>
-          <w:tcPr>
-            <w:tcW w:w="949" w:type="dxa"/>
-          </w:tcPr>
-          <w:p>
-            <w:pPr>
-              <w:rPr>
-                <w:lang w:val="es-ES"/>
-              </w:rPr>
-            </w:pPr>
-            <w:r>
-              <w:t>1990</w:t>
-            </w:r>
-          </w:p>
-        </w:tc>
-        <w:tc>
-          <w:tcPr>
-            <w:tcW w:w="1757" w:type="dxa"/>
-          </w:tcPr>
-          <w:p>
-            <w:pPr>
-              <w:rPr>
-                <w:lang w:val="es-ES"/>
-              </w:rPr>
-            </w:pPr>
-          </w:p>
-        </w:tc>
-        <w:tc>
-          <w:tcPr>
-            <w:tcW w:w="3303" w:type="dxa"/>
-          </w:tcPr>
-          <w:p>
-            <w:pPr>
-              <w:rPr>
-                <w:rFonts w:eastAsia="Verdana" w:cs="Verdana"/>
-                <w:lang w:val="es-ES"/>
-              </w:rPr>
-            </w:pPr>
-            <w:r>
-              <w:rPr>
-                <w:lang w:val="es-ES"/>
-              </w:rPr>
-              <w:t>El sistema muestra: "No hay dispositivos que coincidan con los filtros".</w:t>
+            <w:tcW w:w="3713" w:type="dxa"/>
+          </w:tcPr>
+          <w:p>
+            <w:pPr>
+              <w:rPr>
+                <w:lang w:val="es-ES"/>
+              </w:rPr>
+            </w:pPr>
+          </w:p>
+        </w:tc>
+        <w:tc>
+          <w:tcPr>
+            <w:tcW w:w="1970" w:type="dxa"/>
+          </w:tcPr>
+          <w:p>
+            <w:pPr>
+              <w:rPr>
+                <w:lang w:val="es-ES"/>
+              </w:rPr>
+            </w:pPr>
+            <w:r>
+              <w:t>Apple</w:t>
+            </w:r>
+          </w:p>
+        </w:tc>
+        <w:tc>
+          <w:tcPr>
+            <w:tcW w:w="850" w:type="dxa"/>
+          </w:tcPr>
+          <w:p>
+            <w:pPr>
+              <w:rPr>
+                <w:lang w:val="es-ES"/>
+              </w:rPr>
+            </w:pPr>
+            <w:r>
+              <w:t>2023</w:t>
+            </w:r>
+          </w:p>
+        </w:tc>
+        <w:tc>
+          <w:tcPr>
+            <w:tcW w:w="1704" w:type="dxa"/>
+          </w:tcPr>
+          <w:p>
+            <w:pPr>
+              <w:rPr>
+                <w:lang w:val="es-ES"/>
+              </w:rPr>
+            </w:pPr>
+          </w:p>
+        </w:tc>
+        <w:tc>
+          <w:tcPr>
+            <w:tcW w:w="2602" w:type="dxa"/>
+          </w:tcPr>
+          <w:p>
+            <w:pPr>
+              <w:rPr>
+                <w:rFonts w:eastAsia="Verdana" w:cs="Verdana"/>
+                <w:lang w:val="es-ES"/>
+              </w:rPr>
+            </w:pPr>
+            <w:r>
+              <w:rPr>
+                <w:lang w:val="es-ES"/>
+              </w:rPr>
+              <w:t>Pantalla muestra las tarjetas coincidentes</w:t>
+            </w:r>
+            <w:r>
+              <w:rPr>
+                <w:lang w:val="es-ES"/>
+              </w:rPr>
+              <w:t xml:space="preserve"> ((iPhone 14 Pro 256 GB, Apple, 2023, negro), (</w:t>
+            </w:r>
+            <w:r>
+              <w:rPr>
+                <w:lang w:val="es-ES"/>
+              </w:rPr>
+              <w:t xml:space="preserve">iPhone 14 Pro </w:t>
+            </w:r>
+            <w:r>
+              <w:rPr>
+                <w:lang w:val="es-ES"/>
+              </w:rPr>
+              <w:t>512</w:t>
+            </w:r>
+            <w:r>
+              <w:rPr>
+                <w:lang w:val="es-ES"/>
+              </w:rPr>
+              <w:t xml:space="preserve"> GB, Apple, 2023, </w:t>
+            </w:r>
+            <w:r>
+              <w:rPr>
+                <w:lang w:val="es-ES"/>
+              </w:rPr>
+              <w:t>Plata</w:t>
+            </w:r>
+            <w:r>
+              <w:rPr>
+                <w:lang w:val="es-ES"/>
+              </w:rPr>
+              <w:t>)</w:t>
+            </w:r>
+            <w:r>
+              <w:rPr>
+                <w:lang w:val="es-ES"/>
+              </w:rPr>
+              <w:t xml:space="preserve"> y (</w:t>
+            </w:r>
+            <w:r>
+              <w:rPr>
+                <w:lang w:val="es-ES"/>
+              </w:rPr>
+              <w:t xml:space="preserve">iPhone 14 Pro </w:t>
+            </w:r>
+            <w:r>
+              <w:rPr>
+                <w:lang w:val="es-ES"/>
+              </w:rPr>
+              <w:t>128</w:t>
+            </w:r>
+            <w:r>
+              <w:rPr>
+                <w:lang w:val="es-ES"/>
+              </w:rPr>
+              <w:t xml:space="preserve"> GB, Apple, 2023, </w:t>
+            </w:r>
+            <w:r>
+              <w:rPr>
+                <w:lang w:val="es-ES"/>
+              </w:rPr>
+              <w:t>morado</w:t>
+            </w:r>
+            <w:r>
+              <w:rPr>
+                <w:lang w:val="es-ES"/>
+              </w:rPr>
+              <w:t>)</w:t>
+            </w:r>
+            <w:r>
+              <w:rPr>
+                <w:lang w:val="es-ES"/>
+              </w:rPr>
+              <w:t>.</w:t>
             </w:r>
           </w:p>
         </w:tc>
@@ -13371,43 +13669,53 @@
           </w:tcPr>
           <w:p>
             <w:r>
-              <w:t>CU_Rev_3</w:t>
-            </w:r>
-          </w:p>
-        </w:tc>
-        <w:tc>
-          <w:tcPr>
-            <w:tcW w:w="2208" w:type="dxa"/>
-          </w:tcPr>
-          <w:p>
-            <w:r>
-              <w:rPr>
-                <w:rFonts w:eastAsia="Verdana" w:cs="Verdana"/>
-                <w:lang w:val="es-ES"/>
-              </w:rPr>
-              <w:t>Esc-3</w:t>
-            </w:r>
-          </w:p>
-        </w:tc>
-        <w:tc>
-          <w:tcPr>
-            <w:tcW w:w="2286" w:type="dxa"/>
-          </w:tcPr>
-          <w:p>
-            <w:pPr>
-              <w:rPr>
-                <w:rFonts w:eastAsia="Verdana" w:cs="Verdana"/>
-                <w:lang w:val="es-ES"/>
-              </w:rPr>
-            </w:pPr>
-            <w:r>
-              <w:t>Oppo Find X5 (Añadido)</w:t>
-            </w:r>
-          </w:p>
-        </w:tc>
-        <w:tc>
-          <w:tcPr>
-            <w:tcW w:w="1070" w:type="dxa"/>
+              <w:t>CU_Rev_</w:t>
+            </w:r>
+            <w:r>
+              <w:t>1</w:t>
+            </w:r>
+            <w:r>
+              <w:t>6</w:t>
+            </w:r>
+          </w:p>
+        </w:tc>
+        <w:tc>
+          <w:tcPr>
+            <w:tcW w:w="734" w:type="dxa"/>
+          </w:tcPr>
+          <w:p>
+            <w:r>
+              <w:rPr>
+                <w:rFonts w:eastAsia="Verdana" w:cs="Verdana"/>
+                <w:lang w:val="es-ES"/>
+              </w:rPr>
+              <w:t>Esc-</w:t>
+            </w:r>
+            <w:r>
+              <w:rPr>
+                <w:rFonts w:eastAsia="Verdana" w:cs="Verdana"/>
+                <w:lang w:val="es-ES"/>
+              </w:rPr>
+              <w:t>2</w:t>
+            </w:r>
+          </w:p>
+        </w:tc>
+        <w:tc>
+          <w:tcPr>
+            <w:tcW w:w="3713" w:type="dxa"/>
+          </w:tcPr>
+          <w:p>
+            <w:pPr>
+              <w:rPr>
+                <w:rFonts w:eastAsia="Verdana" w:cs="Verdana"/>
+                <w:lang w:val="es-ES"/>
+              </w:rPr>
+            </w:pPr>
+          </w:p>
+        </w:tc>
+        <w:tc>
+          <w:tcPr>
+            <w:tcW w:w="1970" w:type="dxa"/>
           </w:tcPr>
           <w:p/>
           <w:p>
@@ -13416,62 +13724,54 @@
                 <w:lang w:val="es-ES"/>
               </w:rPr>
             </w:pPr>
-          </w:p>
-        </w:tc>
-        <w:tc>
-          <w:tcPr>
-            <w:tcW w:w="949" w:type="dxa"/>
-          </w:tcPr>
-          <w:p>
-            <w:pPr>
-              <w:rPr>
-                <w:lang w:val="es-ES"/>
-              </w:rPr>
-            </w:pPr>
-          </w:p>
-        </w:tc>
-        <w:tc>
-          <w:tcPr>
-            <w:tcW w:w="1757" w:type="dxa"/>
-          </w:tcPr>
-          <w:p>
-            <w:pPr>
-              <w:rPr>
-                <w:lang w:val="es-ES"/>
-              </w:rPr>
-            </w:pPr>
-            <w:r>
-              <w:rPr>
-                <w:lang w:val="es-ES"/>
-              </w:rPr>
-              <w:t xml:space="preserve">Acción: Eliminar del </w:t>
-            </w:r>
-            <w:r>
-              <w:rPr>
-                <w:lang w:val="es-ES"/>
-              </w:rPr>
-              <w:lastRenderedPageBreak/>
-              <w:t>carrito de reseñas</w:t>
-            </w:r>
-          </w:p>
-        </w:tc>
-        <w:tc>
-          <w:tcPr>
-            <w:tcW w:w="3303" w:type="dxa"/>
-          </w:tcPr>
-          <w:p>
-            <w:pPr>
-              <w:rPr>
-                <w:rFonts w:eastAsia="Verdana" w:cs="Verdana"/>
-                <w:lang w:val="es-ES"/>
-              </w:rPr>
-            </w:pPr>
-            <w:r>
-              <w:rPr>
-                <w:lang w:val="es-ES"/>
-              </w:rPr>
-              <w:lastRenderedPageBreak/>
-              <w:t>Se recalcula el carrito de 1 dispositivo a 0.</w:t>
+            <w:r>
+              <w:rPr>
+                <w:lang w:val="es-ES"/>
+              </w:rPr>
+              <w:t>MarcaInventadaX</w:t>
+            </w:r>
+          </w:p>
+        </w:tc>
+        <w:tc>
+          <w:tcPr>
+            <w:tcW w:w="850" w:type="dxa"/>
+          </w:tcPr>
+          <w:p>
+            <w:pPr>
+              <w:rPr>
+                <w:lang w:val="es-ES"/>
+              </w:rPr>
+            </w:pPr>
+          </w:p>
+        </w:tc>
+        <w:tc>
+          <w:tcPr>
+            <w:tcW w:w="1704" w:type="dxa"/>
+          </w:tcPr>
+          <w:p>
+            <w:pPr>
+              <w:rPr>
+                <w:lang w:val="es-ES"/>
+              </w:rPr>
+            </w:pPr>
+          </w:p>
+        </w:tc>
+        <w:tc>
+          <w:tcPr>
+            <w:tcW w:w="2602" w:type="dxa"/>
+          </w:tcPr>
+          <w:p>
+            <w:pPr>
+              <w:rPr>
+                <w:rFonts w:eastAsia="Verdana" w:cs="Verdana"/>
+                <w:lang w:val="es-ES"/>
+              </w:rPr>
+            </w:pPr>
+            <w:r>
+              <w:rPr>
+                <w:lang w:val="es-ES"/>
+              </w:rPr>
+              <w:t>El sistema muestra el mensaje: "No se han encontrado dispositivos con esos filtros".</w:t>
             </w:r>
           </w:p>
         </w:tc>
@@ -13486,13 +13786,16 @@
           </w:tcPr>
           <w:p>
             <w:r>
-              <w:t>CU_Rev_4</w:t>
-            </w:r>
-          </w:p>
-        </w:tc>
-        <w:tc>
-          <w:tcPr>
-            <w:tcW w:w="2208" w:type="dxa"/>
+              <w:t>CU_Rev_</w:t>
+            </w:r>
+            <w:r>
+              <w:t>3</w:t>
+            </w:r>
+          </w:p>
+        </w:tc>
+        <w:tc>
+          <w:tcPr>
+            <w:tcW w:w="734" w:type="dxa"/>
           </w:tcPr>
           <w:p>
             <w:r>
@@ -13507,79 +13810,119 @@
                 <w:rFonts w:eastAsia="Verdana" w:cs="Verdana"/>
                 <w:lang w:val="es-ES"/>
               </w:rPr>
-              <w:t>2</w:t>
-            </w:r>
-          </w:p>
-        </w:tc>
-        <w:tc>
-          <w:tcPr>
-            <w:tcW w:w="2286" w:type="dxa"/>
-          </w:tcPr>
-          <w:p>
-            <w:pPr>
-              <w:rPr>
-                <w:rFonts w:eastAsia="Verdana" w:cs="Verdana"/>
-                <w:lang w:val="es-ES"/>
-              </w:rPr>
-            </w:pPr>
-            <w:r>
-              <w:t>Oppo Find X5</w:t>
-            </w:r>
-          </w:p>
-        </w:tc>
-        <w:tc>
-          <w:tcPr>
-            <w:tcW w:w="1070" w:type="dxa"/>
-          </w:tcPr>
-          <w:p>
-            <w:pPr>
-              <w:rPr>
-                <w:rFonts w:eastAsia="Verdana" w:cs="Verdana"/>
-                <w:lang w:val="es-ES"/>
-              </w:rPr>
-            </w:pPr>
-            <w:r>
-              <w:t>Oppo</w:t>
-            </w:r>
-          </w:p>
-        </w:tc>
-        <w:tc>
-          <w:tcPr>
-            <w:tcW w:w="949" w:type="dxa"/>
-          </w:tcPr>
-          <w:p>
-            <w:pPr>
-              <w:rPr>
-                <w:lang w:val="es-ES"/>
-              </w:rPr>
-            </w:pPr>
-          </w:p>
-        </w:tc>
-        <w:tc>
-          <w:tcPr>
-            <w:tcW w:w="1757" w:type="dxa"/>
-          </w:tcPr>
-          <w:p>
-            <w:pPr>
-              <w:rPr>
-                <w:lang w:val="es-ES"/>
-              </w:rPr>
-            </w:pPr>
-          </w:p>
-        </w:tc>
-        <w:tc>
-          <w:tcPr>
-            <w:tcW w:w="3303" w:type="dxa"/>
-          </w:tcPr>
-          <w:p>
-            <w:pPr>
-              <w:rPr>
-                <w:rFonts w:eastAsia="Verdana" w:cs="Verdana"/>
-                <w:lang w:val="es-ES"/>
-              </w:rPr>
-            </w:pPr>
-            <w:r>
-              <w:t>Dispositivos filtrados: "Oppo Find X5 Pro 256GB, Oppo, 2023".</w:t>
+              <w:t>3 y Esc-4</w:t>
+            </w:r>
+          </w:p>
+        </w:tc>
+        <w:tc>
+          <w:tcPr>
+            <w:tcW w:w="3713" w:type="dxa"/>
+          </w:tcPr>
+          <w:p>
+            <w:pPr>
+              <w:rPr>
+                <w:lang w:val="es-ES"/>
+              </w:rPr>
+            </w:pPr>
+            <w:r>
+              <w:rPr>
+                <w:lang w:val="es-ES"/>
+              </w:rPr>
+              <w:t>Añadir al carrito:</w:t>
+            </w:r>
+            <w:r>
+              <w:rPr>
+                <w:lang w:val="es-ES"/>
+              </w:rPr>
+              <w:t xml:space="preserve"> i</w:t>
+            </w:r>
+            <w:r>
+              <w:rPr>
+                <w:lang w:val="es-ES"/>
+              </w:rPr>
+              <w:t>Phone 14 Pro 256GB, iPhone 14 Pro, 2023, Apple</w:t>
+            </w:r>
+            <w:r>
+              <w:rPr>
+                <w:lang w:val="es-ES"/>
+              </w:rPr>
+              <w:t>.</w:t>
+            </w:r>
+          </w:p>
+          <w:p>
+            <w:pPr>
+              <w:rPr>
+                <w:rFonts w:eastAsia="Verdana" w:cs="Verdana"/>
+                <w:lang w:val="es-ES"/>
+              </w:rPr>
+            </w:pPr>
+            <w:r>
+              <w:rPr>
+                <w:lang w:val="es-ES"/>
+              </w:rPr>
+              <w:t>Acción: Vaciar carrito</w:t>
+            </w:r>
+            <w:r>
+              <w:rPr>
+                <w:lang w:val="es-ES"/>
+              </w:rPr>
+              <w:t>.</w:t>
+            </w:r>
+          </w:p>
+        </w:tc>
+        <w:tc>
+          <w:tcPr>
+            <w:tcW w:w="1970" w:type="dxa"/>
+          </w:tcPr>
+          <w:p>
+            <w:pPr>
+              <w:rPr>
+                <w:rFonts w:eastAsia="Verdana" w:cs="Verdana"/>
+                <w:lang w:val="es-ES"/>
+              </w:rPr>
+            </w:pPr>
+          </w:p>
+        </w:tc>
+        <w:tc>
+          <w:tcPr>
+            <w:tcW w:w="850" w:type="dxa"/>
+          </w:tcPr>
+          <w:p>
+            <w:pPr>
+              <w:rPr>
+                <w:lang w:val="es-ES"/>
+              </w:rPr>
+            </w:pPr>
+          </w:p>
+        </w:tc>
+        <w:tc>
+          <w:tcPr>
+            <w:tcW w:w="1704" w:type="dxa"/>
+          </w:tcPr>
+          <w:p>
+            <w:pPr>
+              <w:rPr>
+                <w:lang w:val="es-ES"/>
+              </w:rPr>
+            </w:pPr>
+          </w:p>
+        </w:tc>
+        <w:tc>
+          <w:tcPr>
+            <w:tcW w:w="2602" w:type="dxa"/>
+          </w:tcPr>
+          <w:p>
+            <w:pPr>
+              <w:rPr>
+                <w:rFonts w:eastAsia="Verdana" w:cs="Verdana"/>
+                <w:lang w:val="es-ES"/>
+              </w:rPr>
+            </w:pPr>
+            <w:r>
+              <w:rPr>
+                <w:lang w:val="es-ES"/>
+              </w:rPr>
+              <w:t>Al vaciar el carrito, el sistema detecta que no hay dispositivos y oculta el botón "Reseñar Dispositivos".</w:t>
             </w:r>
           </w:p>
         </w:tc>
@@ -13594,97 +13937,180 @@
           </w:tcPr>
           <w:p>
             <w:r>
-              <w:t>CU_Rev_5</w:t>
-            </w:r>
-          </w:p>
-        </w:tc>
-        <w:tc>
-          <w:tcPr>
-            <w:tcW w:w="2208" w:type="dxa"/>
-          </w:tcPr>
-          <w:p>
-            <w:r>
-              <w:rPr>
-                <w:rFonts w:eastAsia="Verdana" w:cs="Verdana"/>
-                <w:lang w:val="es-ES"/>
-              </w:rPr>
-              <w:t>Esc-4</w:t>
-            </w:r>
-          </w:p>
-        </w:tc>
-        <w:tc>
-          <w:tcPr>
-            <w:tcW w:w="2286" w:type="dxa"/>
-          </w:tcPr>
-          <w:p>
-            <w:pPr>
-              <w:rPr>
-                <w:rFonts w:eastAsia="Verdana" w:cs="Verdana"/>
-                <w:lang w:val="es-ES"/>
-              </w:rPr>
-            </w:pPr>
-          </w:p>
-        </w:tc>
-        <w:tc>
-          <w:tcPr>
-            <w:tcW w:w="1070" w:type="dxa"/>
-          </w:tcPr>
-          <w:p>
-            <w:pPr>
-              <w:rPr>
-                <w:rFonts w:eastAsia="Verdana" w:cs="Verdana"/>
-                <w:lang w:val="es-ES"/>
-              </w:rPr>
-            </w:pPr>
-          </w:p>
-        </w:tc>
-        <w:tc>
-          <w:tcPr>
-            <w:tcW w:w="949" w:type="dxa"/>
-          </w:tcPr>
-          <w:p>
-            <w:pPr>
-              <w:rPr>
-                <w:rFonts w:eastAsia="Verdana" w:cs="Verdana"/>
-                <w:lang w:val="es-ES"/>
-              </w:rPr>
-            </w:pPr>
-          </w:p>
-        </w:tc>
-        <w:tc>
-          <w:tcPr>
-            <w:tcW w:w="1757" w:type="dxa"/>
-          </w:tcPr>
-          <w:p>
-            <w:pPr>
-              <w:rPr>
-                <w:lang w:val="es-ES"/>
-              </w:rPr>
-            </w:pPr>
-            <w:r>
-              <w:rPr>
-                <w:lang w:val="es-ES"/>
-              </w:rPr>
-              <w:t>Si no se selecciona ningún dispositivo, el botón "Reseñar dispositivos" no aparece.</w:t>
-            </w:r>
-          </w:p>
-        </w:tc>
-        <w:tc>
-          <w:tcPr>
-            <w:tcW w:w="3303" w:type="dxa"/>
-          </w:tcPr>
-          <w:p>
-            <w:pPr>
-              <w:rPr>
-                <w:rFonts w:eastAsia="Verdana" w:cs="Verdana"/>
-                <w:lang w:val="es-ES"/>
-              </w:rPr>
-            </w:pPr>
-            <w:r>
-              <w:rPr>
-                <w:lang w:val="es-ES"/>
-              </w:rPr>
-              <w:t>El sistema impide continuar al paso 5 (FA2).</w:t>
+              <w:t>CU_Rev_</w:t>
+            </w:r>
+            <w:r>
+              <w:t>8</w:t>
+            </w:r>
+          </w:p>
+        </w:tc>
+        <w:tc>
+          <w:tcPr>
+            <w:tcW w:w="734" w:type="dxa"/>
+          </w:tcPr>
+          <w:p>
+            <w:r>
+              <w:rPr>
+                <w:rFonts w:eastAsia="Verdana" w:cs="Verdana"/>
+                <w:lang w:val="es-ES"/>
+              </w:rPr>
+              <w:t>Esc-</w:t>
+            </w:r>
+            <w:r>
+              <w:rPr>
+                <w:rFonts w:eastAsia="Verdana" w:cs="Verdana"/>
+                <w:lang w:val="es-ES"/>
+              </w:rPr>
+              <w:t>5</w:t>
+            </w:r>
+          </w:p>
+        </w:tc>
+        <w:tc>
+          <w:tcPr>
+            <w:tcW w:w="3713" w:type="dxa"/>
+          </w:tcPr>
+          <w:p>
+            <w:pPr>
+              <w:rPr>
+                <w:rFonts w:eastAsia="Verdana" w:cs="Verdana"/>
+                <w:lang w:val="es-ES"/>
+              </w:rPr>
+            </w:pPr>
+            <w:r>
+              <w:rPr>
+                <w:rFonts w:eastAsia="Verdana" w:cs="Verdana"/>
+                <w:lang w:val="es-ES"/>
+              </w:rPr>
+              <w:t xml:space="preserve">Añadir al carrito: </w:t>
+            </w:r>
+            <w:r>
+              <w:t>iPhone 14 Pro 256GB, iPhone 14 Pro, 2023, Apple</w:t>
+            </w:r>
+            <w:r>
+              <w:t>.</w:t>
+            </w:r>
+          </w:p>
+        </w:tc>
+        <w:tc>
+          <w:tcPr>
+            <w:tcW w:w="1970" w:type="dxa"/>
+          </w:tcPr>
+          <w:p>
+            <w:pPr>
+              <w:rPr>
+                <w:rFonts w:eastAsia="Verdana" w:cs="Verdana"/>
+                <w:lang w:val="es-ES"/>
+              </w:rPr>
+            </w:pPr>
+          </w:p>
+        </w:tc>
+        <w:tc>
+          <w:tcPr>
+            <w:tcW w:w="850" w:type="dxa"/>
+          </w:tcPr>
+          <w:p>
+            <w:pPr>
+              <w:rPr>
+                <w:rFonts w:eastAsia="Verdana" w:cs="Verdana"/>
+                <w:lang w:val="es-ES"/>
+              </w:rPr>
+            </w:pPr>
+          </w:p>
+        </w:tc>
+        <w:tc>
+          <w:tcPr>
+            <w:tcW w:w="1704" w:type="dxa"/>
+          </w:tcPr>
+          <w:p>
+            <w:pPr>
+              <w:rPr>
+                <w:lang w:val="es-ES"/>
+              </w:rPr>
+            </w:pPr>
+            <w:r>
+              <w:rPr>
+                <w:lang w:val="es-ES"/>
+              </w:rPr>
+              <w:t>Título: Título,</w:t>
+            </w:r>
+          </w:p>
+          <w:p>
+            <w:pPr>
+              <w:rPr>
+                <w:lang w:val="es-ES"/>
+              </w:rPr>
+            </w:pPr>
+            <w:r>
+              <w:rPr>
+                <w:lang w:val="es-ES"/>
+              </w:rPr>
+              <w:t>País: [Vacío],</w:t>
+            </w:r>
+          </w:p>
+          <w:p>
+            <w:pPr>
+              <w:rPr>
+                <w:lang w:val="es-ES"/>
+              </w:rPr>
+            </w:pPr>
+            <w:r>
+              <w:rPr>
+                <w:lang w:val="es-ES"/>
+              </w:rPr>
+              <w:t>Nombre: Juan,</w:t>
+            </w:r>
+          </w:p>
+          <w:p>
+            <w:pPr>
+              <w:rPr>
+                <w:lang w:val="es-ES"/>
+              </w:rPr>
+            </w:pPr>
+            <w:r>
+              <w:rPr>
+                <w:lang w:val="es-ES"/>
+              </w:rPr>
+              <w:t>Punt1: 1,</w:t>
+            </w:r>
+          </w:p>
+          <w:p>
+            <w:pPr>
+              <w:rPr>
+                <w:lang w:val="es-ES"/>
+              </w:rPr>
+            </w:pPr>
+            <w:r>
+              <w:rPr>
+                <w:lang w:val="es-ES"/>
+              </w:rPr>
+              <w:t xml:space="preserve">Comentario1: </w:t>
+            </w:r>
+            <w:r>
+              <w:rPr>
+                <w:lang w:val="es-ES"/>
+              </w:rPr>
+              <w:lastRenderedPageBreak/>
+              <w:t>"Review para nada"</w:t>
+            </w:r>
+          </w:p>
+        </w:tc>
+        <w:tc>
+          <w:tcPr>
+            <w:tcW w:w="2602" w:type="dxa"/>
+          </w:tcPr>
+          <w:p>
+            <w:pPr>
+              <w:rPr>
+                <w:rFonts w:eastAsia="Verdana" w:cs="Verdana"/>
+                <w:lang w:val="es-ES"/>
+              </w:rPr>
+            </w:pPr>
+            <w:r>
+              <w:rPr>
+                <w:lang w:val="es-ES"/>
+              </w:rPr>
+              <w:lastRenderedPageBreak/>
+              <w:t>El sistema resalta: "El país es un campo obligatorio".</w:t>
             </w:r>
           </w:p>
         </w:tc>
@@ -13697,103 +14123,82 @@
           <w:tcPr>
             <w:tcW w:w="1388" w:type="dxa"/>
           </w:tcPr>
-          <w:p>
-            <w:r>
-              <w:t>CU_Rev_6</w:t>
-            </w:r>
-          </w:p>
-        </w:tc>
-        <w:tc>
-          <w:tcPr>
-            <w:tcW w:w="2208" w:type="dxa"/>
-          </w:tcPr>
-          <w:p>
-            <w:r>
-              <w:rPr>
-                <w:rFonts w:eastAsia="Verdana" w:cs="Verdana"/>
-                <w:lang w:val="es-ES"/>
-              </w:rPr>
-              <w:t>Esc-5</w:t>
-            </w:r>
-          </w:p>
-        </w:tc>
-        <w:tc>
-          <w:tcPr>
-            <w:tcW w:w="2286" w:type="dxa"/>
-          </w:tcPr>
-          <w:p>
-            <w:pPr>
-              <w:rPr>
-                <w:rFonts w:eastAsia="Verdana" w:cs="Verdana"/>
-                <w:lang w:val="es-ES"/>
-              </w:rPr>
-            </w:pPr>
-            <w:r>
-              <w:t>iPhone 14 Pro</w:t>
-            </w:r>
-          </w:p>
-        </w:tc>
-        <w:tc>
-          <w:tcPr>
-            <w:tcW w:w="1070" w:type="dxa"/>
-          </w:tcPr>
-          <w:p>
-            <w:pPr>
-              <w:rPr>
-                <w:rFonts w:eastAsia="Verdana" w:cs="Verdana"/>
-                <w:lang w:val="es-ES"/>
-              </w:rPr>
-            </w:pPr>
-          </w:p>
-        </w:tc>
-        <w:tc>
-          <w:tcPr>
-            <w:tcW w:w="949" w:type="dxa"/>
-          </w:tcPr>
-          <w:p>
-            <w:pPr>
-              <w:rPr>
-                <w:rFonts w:eastAsia="Verdana" w:cs="Verdana"/>
-                <w:lang w:val="es-ES"/>
-              </w:rPr>
-            </w:pPr>
-          </w:p>
-        </w:tc>
-        <w:tc>
-          <w:tcPr>
-            <w:tcW w:w="1757" w:type="dxa"/>
-          </w:tcPr>
-          <w:p>
-            <w:pPr>
-              <w:rPr>
-                <w:lang w:val="es-ES"/>
-              </w:rPr>
-            </w:pPr>
-            <w:r>
-              <w:rPr>
-                <w:lang w:val="es-ES"/>
-              </w:rPr>
-              <w:t>Título: null, País: España, Nombre: Juan, Punt: 5, Comentario: "Review para..."</w:t>
-            </w:r>
-          </w:p>
-        </w:tc>
-        <w:tc>
-          <w:tcPr>
-            <w:tcW w:w="3303" w:type="dxa"/>
-          </w:tcPr>
-          <w:p>
-            <w:pPr>
-              <w:rPr>
-                <w:rFonts w:eastAsia="Verdana" w:cs="Verdana"/>
-                <w:lang w:val="es-ES"/>
-              </w:rPr>
-            </w:pPr>
-            <w:r>
-              <w:rPr>
-                <w:lang w:val="es-ES"/>
-              </w:rPr>
-              <w:t>Error: "El título es un campo obligatorio".</w:t>
-            </w:r>
+          <w:p/>
+        </w:tc>
+        <w:tc>
+          <w:tcPr>
+            <w:tcW w:w="734" w:type="dxa"/>
+          </w:tcPr>
+          <w:p>
+            <w:pPr>
+              <w:rPr>
+                <w:rFonts w:eastAsia="Verdana" w:cs="Verdana"/>
+                <w:lang w:val="es-ES"/>
+              </w:rPr>
+            </w:pPr>
+          </w:p>
+        </w:tc>
+        <w:tc>
+          <w:tcPr>
+            <w:tcW w:w="3713" w:type="dxa"/>
+          </w:tcPr>
+          <w:p>
+            <w:pPr>
+              <w:rPr>
+                <w:rFonts w:eastAsia="Verdana" w:cs="Verdana"/>
+                <w:lang w:val="es-ES"/>
+              </w:rPr>
+            </w:pPr>
+          </w:p>
+        </w:tc>
+        <w:tc>
+          <w:tcPr>
+            <w:tcW w:w="1970" w:type="dxa"/>
+          </w:tcPr>
+          <w:p>
+            <w:pPr>
+              <w:rPr>
+                <w:rFonts w:eastAsia="Verdana" w:cs="Verdana"/>
+                <w:lang w:val="es-ES"/>
+              </w:rPr>
+            </w:pPr>
+          </w:p>
+        </w:tc>
+        <w:tc>
+          <w:tcPr>
+            <w:tcW w:w="850" w:type="dxa"/>
+          </w:tcPr>
+          <w:p>
+            <w:pPr>
+              <w:rPr>
+                <w:rFonts w:eastAsia="Verdana" w:cs="Verdana"/>
+                <w:lang w:val="es-ES"/>
+              </w:rPr>
+            </w:pPr>
+          </w:p>
+        </w:tc>
+        <w:tc>
+          <w:tcPr>
+            <w:tcW w:w="1704" w:type="dxa"/>
+          </w:tcPr>
+          <w:p>
+            <w:pPr>
+              <w:rPr>
+                <w:lang w:val="es-ES"/>
+              </w:rPr>
+            </w:pPr>
+          </w:p>
+        </w:tc>
+        <w:tc>
+          <w:tcPr>
+            <w:tcW w:w="2602" w:type="dxa"/>
+          </w:tcPr>
+          <w:p>
+            <w:pPr>
+              <w:rPr>
+                <w:lang w:val="es-ES"/>
+              </w:rPr>
+            </w:pPr>
           </w:p>
         </w:tc>
       </w:tr>
@@ -13807,108 +14212,161 @@
           </w:tcPr>
           <w:p>
             <w:r>
-              <w:t>CU_Rev_7</w:t>
-            </w:r>
-          </w:p>
-        </w:tc>
-        <w:tc>
-          <w:tcPr>
-            <w:tcW w:w="2208" w:type="dxa"/>
-          </w:tcPr>
-          <w:p>
-            <w:r>
-              <w:rPr>
-                <w:rFonts w:eastAsia="Verdana" w:cs="Verdana"/>
-                <w:lang w:val="es-ES"/>
-              </w:rPr>
-              <w:t>Esc-</w:t>
-            </w:r>
-            <w:r>
-              <w:rPr>
-                <w:rFonts w:eastAsia="Verdana" w:cs="Verdana"/>
-                <w:lang w:val="es-ES"/>
-              </w:rPr>
-              <w:t>5</w:t>
-            </w:r>
-          </w:p>
-        </w:tc>
-        <w:tc>
-          <w:tcPr>
-            <w:tcW w:w="2286" w:type="dxa"/>
-          </w:tcPr>
-          <w:p>
-            <w:pPr>
-              <w:rPr>
-                <w:rFonts w:eastAsia="Verdana" w:cs="Verdana"/>
-                <w:lang w:val="es-ES"/>
-              </w:rPr>
-            </w:pPr>
-            <w:r>
-              <w:t>iPhone 14 Pro</w:t>
-            </w:r>
-          </w:p>
-        </w:tc>
-        <w:tc>
-          <w:tcPr>
-            <w:tcW w:w="1070" w:type="dxa"/>
-          </w:tcPr>
-          <w:p>
-            <w:pPr>
-              <w:rPr>
-                <w:rFonts w:eastAsia="Verdana" w:cs="Verdana"/>
-                <w:lang w:val="es-ES"/>
-              </w:rPr>
-            </w:pPr>
-          </w:p>
-        </w:tc>
-        <w:tc>
-          <w:tcPr>
-            <w:tcW w:w="949" w:type="dxa"/>
-          </w:tcPr>
-          <w:p>
-            <w:pPr>
-              <w:rPr>
-                <w:rFonts w:eastAsia="Verdana" w:cs="Verdana"/>
-                <w:lang w:val="es-ES"/>
-              </w:rPr>
-            </w:pPr>
-          </w:p>
-        </w:tc>
-        <w:tc>
-          <w:tcPr>
-            <w:tcW w:w="1757" w:type="dxa"/>
-          </w:tcPr>
-          <w:p>
-            <w:pPr>
-              <w:rPr>
-                <w:lang w:val="es-ES"/>
-              </w:rPr>
-            </w:pPr>
-            <w:r>
-              <w:rPr>
-                <w:lang w:val="es-ES"/>
-              </w:rPr>
-              <w:t>Título: Reseña, País: null, Nombre: Juan, Punt: 5, Comentario: "Review para..."</w:t>
-            </w:r>
-          </w:p>
-        </w:tc>
-        <w:tc>
-          <w:tcPr>
-            <w:tcW w:w="3303" w:type="dxa"/>
-          </w:tcPr>
-          <w:p>
-            <w:pPr>
-              <w:rPr>
-                <w:rFonts w:eastAsia="Verdana" w:cs="Verdana"/>
-                <w:u w:val="single"/>
-                <w:lang w:val="es-ES"/>
-              </w:rPr>
-            </w:pPr>
-            <w:r>
-              <w:rPr>
-                <w:lang w:val="es-ES"/>
-              </w:rPr>
-              <w:t>Error: "El país es un campo obligatorio".</w:t>
+              <w:t>CU_Rev_</w:t>
+            </w:r>
+            <w:r>
+              <w:t>9</w:t>
+            </w:r>
+          </w:p>
+        </w:tc>
+        <w:tc>
+          <w:tcPr>
+            <w:tcW w:w="734" w:type="dxa"/>
+          </w:tcPr>
+          <w:p>
+            <w:r>
+              <w:rPr>
+                <w:rFonts w:eastAsia="Verdana" w:cs="Verdana"/>
+                <w:lang w:val="es-ES"/>
+              </w:rPr>
+              <w:t>Esc-5</w:t>
+            </w:r>
+          </w:p>
+        </w:tc>
+        <w:tc>
+          <w:tcPr>
+            <w:tcW w:w="3713" w:type="dxa"/>
+          </w:tcPr>
+          <w:p>
+            <w:pPr>
+              <w:rPr>
+                <w:rFonts w:eastAsia="Verdana" w:cs="Verdana"/>
+              </w:rPr>
+            </w:pPr>
+            <w:r>
+              <w:t xml:space="preserve">Añadir al carrito: </w:t>
+            </w:r>
+            <w:r>
+              <w:t>iPhone 14 Pro 256GB, iPhone 14 Pro, 2023, Apple</w:t>
+            </w:r>
+          </w:p>
+        </w:tc>
+        <w:tc>
+          <w:tcPr>
+            <w:tcW w:w="1970" w:type="dxa"/>
+          </w:tcPr>
+          <w:p>
+            <w:pPr>
+              <w:rPr>
+                <w:rFonts w:eastAsia="Verdana" w:cs="Verdana"/>
+              </w:rPr>
+            </w:pPr>
+          </w:p>
+        </w:tc>
+        <w:tc>
+          <w:tcPr>
+            <w:tcW w:w="850" w:type="dxa"/>
+          </w:tcPr>
+          <w:p>
+            <w:pPr>
+              <w:rPr>
+                <w:rFonts w:eastAsia="Verdana" w:cs="Verdana"/>
+              </w:rPr>
+            </w:pPr>
+          </w:p>
+        </w:tc>
+        <w:tc>
+          <w:tcPr>
+            <w:tcW w:w="1704" w:type="dxa"/>
+          </w:tcPr>
+          <w:p>
+            <w:pPr>
+              <w:rPr>
+                <w:lang w:val="es-ES"/>
+              </w:rPr>
+            </w:pPr>
+            <w:r>
+              <w:rPr>
+                <w:lang w:val="es-ES"/>
+              </w:rPr>
+              <w:t>Título: [Vacío],</w:t>
+            </w:r>
+          </w:p>
+          <w:p>
+            <w:pPr>
+              <w:rPr>
+                <w:lang w:val="es-ES"/>
+              </w:rPr>
+            </w:pPr>
+            <w:r>
+              <w:rPr>
+                <w:lang w:val="es-ES"/>
+              </w:rPr>
+              <w:t>País: España,</w:t>
+            </w:r>
+          </w:p>
+          <w:p>
+            <w:pPr>
+              <w:rPr>
+                <w:lang w:val="es-ES"/>
+              </w:rPr>
+            </w:pPr>
+            <w:r>
+              <w:rPr>
+                <w:lang w:val="es-ES"/>
+              </w:rPr>
+              <w:t>Nombre: Juan,</w:t>
+            </w:r>
+          </w:p>
+          <w:p>
+            <w:pPr>
+              <w:rPr>
+                <w:lang w:val="es-ES"/>
+              </w:rPr>
+            </w:pPr>
+            <w:r>
+              <w:rPr>
+                <w:lang w:val="es-ES"/>
+              </w:rPr>
+              <w:t>Punt1: 5,</w:t>
+            </w:r>
+          </w:p>
+          <w:p>
+            <w:pPr>
+              <w:rPr>
+                <w:lang w:val="es-ES"/>
+              </w:rPr>
+            </w:pPr>
+            <w:r>
+              <w:rPr>
+                <w:lang w:val="es-ES"/>
+              </w:rPr>
+              <w:t>Comentario1: "Review para mi móvil"</w:t>
+            </w:r>
+            <w:r>
+              <w:rPr>
+                <w:lang w:val="es-ES"/>
+              </w:rPr>
+              <w:t>.</w:t>
+            </w:r>
+          </w:p>
+        </w:tc>
+        <w:tc>
+          <w:tcPr>
+            <w:tcW w:w="2602" w:type="dxa"/>
+          </w:tcPr>
+          <w:p>
+            <w:pPr>
+              <w:rPr>
+                <w:rFonts w:eastAsia="Verdana" w:cs="Verdana"/>
+                <w:lang w:val="es-ES"/>
+              </w:rPr>
+            </w:pPr>
+            <w:r>
+              <w:rPr>
+                <w:lang w:val="es-ES"/>
+              </w:rPr>
+              <w:t>El sistema resalta: "El título es un campo obligatorio".</w:t>
             </w:r>
           </w:p>
         </w:tc>
@@ -13923,13 +14381,16 @@
           </w:tcPr>
           <w:p>
             <w:r>
-              <w:t>CU_Rev_8</w:t>
-            </w:r>
-          </w:p>
-        </w:tc>
-        <w:tc>
-          <w:tcPr>
-            <w:tcW w:w="2208" w:type="dxa"/>
+              <w:t>CU_Rev_</w:t>
+            </w:r>
+            <w:r>
+              <w:t>6</w:t>
+            </w:r>
+          </w:p>
+        </w:tc>
+        <w:tc>
+          <w:tcPr>
+            <w:tcW w:w="734" w:type="dxa"/>
           </w:tcPr>
           <w:p>
             <w:r>
@@ -13944,116 +14405,139 @@
                 <w:rFonts w:eastAsia="Verdana" w:cs="Verdana"/>
                 <w:lang w:val="es-ES"/>
               </w:rPr>
-              <w:t>7</w:t>
-            </w:r>
-          </w:p>
-        </w:tc>
-        <w:tc>
-          <w:tcPr>
-            <w:tcW w:w="2286" w:type="dxa"/>
-          </w:tcPr>
-          <w:p>
-            <w:pPr>
-              <w:rPr>
-                <w:rFonts w:eastAsia="Verdana" w:cs="Verdana"/>
-                <w:lang w:val="es-ES"/>
-              </w:rPr>
-            </w:pPr>
-            <w:r>
-              <w:t>iPhone 14 Pro</w:t>
-            </w:r>
-          </w:p>
-        </w:tc>
-        <w:tc>
-          <w:tcPr>
-            <w:tcW w:w="1070" w:type="dxa"/>
-          </w:tcPr>
-          <w:p>
-            <w:pPr>
-              <w:rPr>
-                <w:rFonts w:eastAsia="Verdana" w:cs="Verdana"/>
-                <w:lang w:val="es-ES"/>
-              </w:rPr>
-            </w:pPr>
-          </w:p>
-        </w:tc>
-        <w:tc>
-          <w:tcPr>
-            <w:tcW w:w="949" w:type="dxa"/>
-          </w:tcPr>
-          <w:p>
-            <w:pPr>
-              <w:rPr>
-                <w:rFonts w:eastAsia="Verdana" w:cs="Verdana"/>
-                <w:lang w:val="es-ES"/>
-              </w:rPr>
-            </w:pPr>
-          </w:p>
-        </w:tc>
-        <w:tc>
-          <w:tcPr>
-            <w:tcW w:w="1757" w:type="dxa"/>
-          </w:tcPr>
-          <w:p>
-            <w:pPr>
-              <w:rPr>
-                <w:lang w:val="es-ES"/>
-              </w:rPr>
-            </w:pPr>
-            <w:r>
-              <w:rPr>
-                <w:lang w:val="es-ES"/>
-              </w:rPr>
-              <w:t xml:space="preserve">Nombre:Juan, Apellidos:null, Dirección: Calle Mayor 123, Madrid, </w:t>
-            </w:r>
-          </w:p>
-          <w:p>
-            <w:pPr>
-              <w:rPr>
-                <w:lang w:val="es-ES"/>
-              </w:rPr>
-            </w:pPr>
-            <w:r>
-              <w:rPr>
-                <w:lang w:val="es-ES"/>
-              </w:rPr>
-              <w:t xml:space="preserve">Pago: </w:t>
-            </w:r>
-            <w:r>
-              <w:rPr>
-                <w:rFonts w:eastAsia="Verdana" w:cs="Verdana"/>
-                <w:lang w:val="es-ES"/>
-              </w:rPr>
-              <w:t>Efectivo</w:t>
-            </w:r>
-          </w:p>
-          <w:p>
-            <w:pPr>
-              <w:rPr>
-                <w:lang w:val="es-ES"/>
-              </w:rPr>
-            </w:pPr>
-          </w:p>
-        </w:tc>
-        <w:tc>
-          <w:tcPr>
-            <w:tcW w:w="3303" w:type="dxa"/>
-          </w:tcPr>
-          <w:p>
-            <w:pPr>
-              <w:rPr>
-                <w:rFonts w:eastAsia="Verdana" w:cs="Verdana"/>
-                <w:lang w:val="es-ES"/>
-              </w:rPr>
-            </w:pPr>
-            <w:r>
-              <w:rPr>
-                <w:rFonts w:eastAsia="Verdana" w:cs="Verdana"/>
-                <w:b/>
-                <w:bCs/>
-                <w:lang w:val="es-ES"/>
-              </w:rPr>
-              <w:t>Atención: Por favor, introduce tus Apellidos.</w:t>
+              <w:t>5</w:t>
+            </w:r>
+          </w:p>
+        </w:tc>
+        <w:tc>
+          <w:tcPr>
+            <w:tcW w:w="3713" w:type="dxa"/>
+          </w:tcPr>
+          <w:p>
+            <w:pPr>
+              <w:rPr>
+                <w:rFonts w:eastAsia="Verdana" w:cs="Verdana"/>
+                <w:lang w:val="es-ES"/>
+              </w:rPr>
+            </w:pPr>
+            <w:r>
+              <w:t>Añadir al carrito: iPhone 14 Pro 256GB, iPhone 14 Pro, 2023, Apple</w:t>
+            </w:r>
+          </w:p>
+        </w:tc>
+        <w:tc>
+          <w:tcPr>
+            <w:tcW w:w="1970" w:type="dxa"/>
+          </w:tcPr>
+          <w:p>
+            <w:pPr>
+              <w:rPr>
+                <w:rFonts w:eastAsia="Verdana" w:cs="Verdana"/>
+                <w:lang w:val="es-ES"/>
+              </w:rPr>
+            </w:pPr>
+          </w:p>
+        </w:tc>
+        <w:tc>
+          <w:tcPr>
+            <w:tcW w:w="850" w:type="dxa"/>
+          </w:tcPr>
+          <w:p>
+            <w:pPr>
+              <w:rPr>
+                <w:rFonts w:eastAsia="Verdana" w:cs="Verdana"/>
+                <w:lang w:val="es-ES"/>
+              </w:rPr>
+            </w:pPr>
+          </w:p>
+        </w:tc>
+        <w:tc>
+          <w:tcPr>
+            <w:tcW w:w="1704" w:type="dxa"/>
+          </w:tcPr>
+          <w:p>
+            <w:pPr>
+              <w:rPr>
+                <w:lang w:val="es-ES"/>
+              </w:rPr>
+            </w:pPr>
+            <w:r>
+              <w:rPr>
+                <w:lang w:val="es-ES"/>
+              </w:rPr>
+              <w:t>Título: Reseña,</w:t>
+            </w:r>
+          </w:p>
+          <w:p>
+            <w:pPr>
+              <w:rPr>
+                <w:lang w:val="es-ES"/>
+              </w:rPr>
+            </w:pPr>
+            <w:r>
+              <w:rPr>
+                <w:lang w:val="es-ES"/>
+              </w:rPr>
+              <w:t>País: España,</w:t>
+            </w:r>
+          </w:p>
+          <w:p>
+            <w:pPr>
+              <w:rPr>
+                <w:lang w:val="es-ES"/>
+              </w:rPr>
+            </w:pPr>
+            <w:r>
+              <w:rPr>
+                <w:lang w:val="es-ES"/>
+              </w:rPr>
+              <w:t>Nombre: Juan,</w:t>
+            </w:r>
+          </w:p>
+          <w:p>
+            <w:pPr>
+              <w:rPr>
+                <w:lang w:val="es-ES"/>
+              </w:rPr>
+            </w:pPr>
+            <w:r>
+              <w:rPr>
+                <w:lang w:val="es-ES"/>
+              </w:rPr>
+              <w:t>Punt1: 1,</w:t>
+            </w:r>
+          </w:p>
+          <w:p>
+            <w:pPr>
+              <w:rPr>
+                <w:lang w:val="es-ES"/>
+              </w:rPr>
+            </w:pPr>
+            <w:r>
+              <w:rPr>
+                <w:lang w:val="es-ES"/>
+              </w:rPr>
+              <w:t>Comentario1: [Vacío]</w:t>
+            </w:r>
+          </w:p>
+        </w:tc>
+        <w:tc>
+          <w:tcPr>
+            <w:tcW w:w="2602" w:type="dxa"/>
+          </w:tcPr>
+          <w:p>
+            <w:pPr>
+              <w:rPr>
+                <w:rFonts w:eastAsia="Verdana" w:cs="Verdana"/>
+                <w:u w:val="single"/>
+                <w:lang w:val="es-ES"/>
+              </w:rPr>
+            </w:pPr>
+            <w:r>
+              <w:rPr>
+                <w:lang w:val="es-ES"/>
+              </w:rPr>
+              <w:t>El sistema resalta: "El comentario no puede estar vacío".</w:t>
             </w:r>
           </w:p>
         </w:tc>
@@ -14068,13 +14552,19 @@
           </w:tcPr>
           <w:p>
             <w:r>
-              <w:t>CU_Rev_9</w:t>
-            </w:r>
-          </w:p>
-        </w:tc>
-        <w:tc>
-          <w:tcPr>
-            <w:tcW w:w="2208" w:type="dxa"/>
+              <w:t>CU_Rev_</w:t>
+            </w:r>
+            <w:r>
+              <w:t>1</w:t>
+            </w:r>
+            <w:r>
+              <w:t>5</w:t>
+            </w:r>
+          </w:p>
+        </w:tc>
+        <w:tc>
+          <w:tcPr>
+            <w:tcW w:w="734" w:type="dxa"/>
           </w:tcPr>
           <w:p>
             <w:r>
@@ -14089,118 +14579,168 @@
                 <w:rFonts w:eastAsia="Verdana" w:cs="Verdana"/>
                 <w:lang w:val="es-ES"/>
               </w:rPr>
-              <w:t>7</w:t>
-            </w:r>
-          </w:p>
-          <w:p>
-            <w:pPr>
-              <w:rPr>
-                <w:rFonts w:eastAsia="Verdana" w:cs="Verdana"/>
-                <w:lang w:val="es-ES"/>
-              </w:rPr>
-            </w:pPr>
-          </w:p>
-        </w:tc>
-        <w:tc>
-          <w:tcPr>
-            <w:tcW w:w="2286" w:type="dxa"/>
-          </w:tcPr>
-          <w:p>
-            <w:pPr>
-              <w:rPr>
-                <w:rFonts w:eastAsia="Verdana" w:cs="Verdana"/>
-                <w:lang w:val="es-ES"/>
-              </w:rPr>
-            </w:pPr>
-            <w:r>
-              <w:t>iPhone 14 Pro</w:t>
-            </w:r>
-          </w:p>
-        </w:tc>
-        <w:tc>
-          <w:tcPr>
-            <w:tcW w:w="1070" w:type="dxa"/>
-          </w:tcPr>
-          <w:p>
-            <w:pPr>
-              <w:rPr>
-                <w:rFonts w:eastAsia="Verdana" w:cs="Verdana"/>
-                <w:lang w:val="es-ES"/>
-              </w:rPr>
-            </w:pPr>
-          </w:p>
-        </w:tc>
-        <w:tc>
-          <w:tcPr>
-            <w:tcW w:w="949" w:type="dxa"/>
-          </w:tcPr>
-          <w:p>
-            <w:pPr>
-              <w:rPr>
-                <w:rFonts w:eastAsia="Verdana" w:cs="Verdana"/>
-                <w:lang w:val="es-ES"/>
-              </w:rPr>
-            </w:pPr>
-          </w:p>
-        </w:tc>
-        <w:tc>
-          <w:tcPr>
-            <w:tcW w:w="1757" w:type="dxa"/>
-          </w:tcPr>
-          <w:p>
-            <w:pPr>
-              <w:rPr>
-                <w:lang w:val="es-ES"/>
-              </w:rPr>
-            </w:pPr>
-            <w:r>
-              <w:rPr>
-                <w:lang w:val="es-ES"/>
-              </w:rPr>
-              <w:t xml:space="preserve">Título: Reseña, País: </w:t>
-            </w:r>
-            <w:r>
-              <w:rPr>
-                <w:lang w:val="es-ES"/>
-              </w:rPr>
-              <w:lastRenderedPageBreak/>
-              <w:t>España, Nombre: Juan, Punt: 5, Comentario: "pepe"</w:t>
-            </w:r>
-          </w:p>
-        </w:tc>
-        <w:tc>
-          <w:tcPr>
-            <w:tcW w:w="3303" w:type="dxa"/>
-          </w:tcPr>
-          <w:p>
-            <w:pPr>
-              <w:rPr>
-                <w:rFonts w:eastAsia="Verdana" w:cs="Verdana"/>
-                <w:lang w:val="es-ES"/>
-              </w:rPr>
-            </w:pPr>
-            <w:r>
-              <w:rPr>
-                <w:rFonts w:eastAsia="Verdana" w:cs="Verdana"/>
-                <w:b/>
-                <w:bCs/>
-                <w:lang w:val="es-ES"/>
-              </w:rPr>
-              <w:lastRenderedPageBreak/>
-              <w:br/>
-            </w:r>
-            <w:r>
-              <w:rPr>
-                <w:lang w:val="es-ES"/>
-              </w:rPr>
-              <w:t xml:space="preserve">Error: "El comentario </w:t>
-            </w:r>
-            <w:r>
-              <w:rPr>
-                <w:lang w:val="es-ES"/>
-              </w:rPr>
-              <w:lastRenderedPageBreak/>
-              <w:t>debe empezar por Review para".</w:t>
+              <w:t>6</w:t>
+            </w:r>
+          </w:p>
+        </w:tc>
+        <w:tc>
+          <w:tcPr>
+            <w:tcW w:w="3713" w:type="dxa"/>
+          </w:tcPr>
+          <w:p>
+            <w:r>
+              <w:t>Añadir al carrito: iPhone 14 Pro 256GB, iPhone 14 Pro, 2023, Apple</w:t>
+            </w:r>
+          </w:p>
+          <w:p>
+            <w:pPr>
+              <w:rPr>
+                <w:rFonts w:eastAsia="Verdana" w:cs="Verdana"/>
+                <w:lang w:val="es-ES"/>
+              </w:rPr>
+            </w:pPr>
+          </w:p>
+          <w:p>
+            <w:pPr>
+              <w:rPr>
+                <w:rFonts w:eastAsia="Verdana" w:cs="Verdana"/>
+                <w:lang w:val="es-ES"/>
+              </w:rPr>
+            </w:pPr>
+            <w:r>
+              <w:rPr>
+                <w:rFonts w:eastAsia="Verdana" w:cs="Verdana"/>
+                <w:lang w:val="es-ES"/>
+              </w:rPr>
+              <w:t xml:space="preserve">“Estando en la pantalla de crear la </w:t>
+            </w:r>
+            <w:r>
+              <w:rPr>
+                <w:rFonts w:eastAsia="Verdana" w:cs="Verdana"/>
+                <w:lang w:val="es-ES"/>
+              </w:rPr>
+              <w:t>reseña</w:t>
+            </w:r>
+            <w:r>
+              <w:rPr>
+                <w:rFonts w:eastAsia="Verdana" w:cs="Verdana"/>
+                <w:lang w:val="es-ES"/>
+              </w:rPr>
+              <w:t>, nosotros como usuarios decidimos volver a la p</w:t>
+            </w:r>
+            <w:r>
+              <w:rPr>
+                <w:rFonts w:eastAsia="Verdana" w:cs="Verdana"/>
+                <w:lang w:val="es-ES"/>
+              </w:rPr>
+              <w:t>á</w:t>
+            </w:r>
+            <w:r>
+              <w:rPr>
+                <w:rFonts w:eastAsia="Verdana" w:cs="Verdana"/>
+                <w:lang w:val="es-ES"/>
+              </w:rPr>
+              <w:t>gina de selección de dispositivos”</w:t>
+            </w:r>
+            <w:r>
+              <w:rPr>
+                <w:rFonts w:eastAsia="Verdana" w:cs="Verdana"/>
+                <w:lang w:val="es-ES"/>
+              </w:rPr>
+              <w:t>.</w:t>
+            </w:r>
+          </w:p>
+        </w:tc>
+        <w:tc>
+          <w:tcPr>
+            <w:tcW w:w="1970" w:type="dxa"/>
+          </w:tcPr>
+          <w:p>
+            <w:pPr>
+              <w:rPr>
+                <w:rFonts w:eastAsia="Verdana" w:cs="Verdana"/>
+                <w:lang w:val="es-ES"/>
+              </w:rPr>
+            </w:pPr>
+          </w:p>
+        </w:tc>
+        <w:tc>
+          <w:tcPr>
+            <w:tcW w:w="850" w:type="dxa"/>
+          </w:tcPr>
+          <w:p>
+            <w:pPr>
+              <w:rPr>
+                <w:rFonts w:eastAsia="Verdana" w:cs="Verdana"/>
+                <w:lang w:val="es-ES"/>
+              </w:rPr>
+            </w:pPr>
+          </w:p>
+        </w:tc>
+        <w:tc>
+          <w:tcPr>
+            <w:tcW w:w="1704" w:type="dxa"/>
+          </w:tcPr>
+          <w:p>
+            <w:pPr>
+              <w:rPr>
+                <w:lang w:val="es-ES"/>
+              </w:rPr>
+            </w:pPr>
+          </w:p>
+        </w:tc>
+        <w:tc>
+          <w:tcPr>
+            <w:tcW w:w="2602" w:type="dxa"/>
+          </w:tcPr>
+          <w:p>
+            <w:pPr>
+              <w:rPr>
+                <w:rFonts w:eastAsia="Verdana" w:cs="Verdana"/>
+                <w:lang w:val="es-ES"/>
+              </w:rPr>
+            </w:pPr>
+            <w:r>
+              <w:rPr>
+                <w:lang w:val="es-ES"/>
+              </w:rPr>
+              <w:t>El sistema regresa al paso 2. El carrito conserva el dispositivo</w:t>
+            </w:r>
+            <w:r>
+              <w:rPr>
+                <w:lang w:val="es-ES"/>
+              </w:rPr>
+              <w:t>,</w:t>
+            </w:r>
+            <w:r>
+              <w:rPr>
+                <w:lang w:val="es-ES"/>
+              </w:rPr>
+              <w:t xml:space="preserve"> el título</w:t>
+            </w:r>
+            <w:r>
+              <w:rPr>
+                <w:lang w:val="es-ES"/>
+              </w:rPr>
+              <w:t>, el país y el nombre,</w:t>
+            </w:r>
+            <w:r>
+              <w:rPr>
+                <w:lang w:val="es-ES"/>
+              </w:rPr>
+              <w:t xml:space="preserve"> previamente introducido</w:t>
+            </w:r>
+            <w:r>
+              <w:rPr>
+                <w:lang w:val="es-ES"/>
+              </w:rPr>
+              <w:t>s</w:t>
+            </w:r>
+            <w:r>
+              <w:rPr>
+                <w:lang w:val="es-ES"/>
+              </w:rPr>
+              <w:t>.</w:t>
             </w:r>
           </w:p>
         </w:tc>
@@ -14214,122 +14754,202 @@
             <w:tcW w:w="1388" w:type="dxa"/>
           </w:tcPr>
           <w:p>
-            <w:pPr>
-              <w:rPr>
-                <w:u w:val="single"/>
-              </w:rPr>
-            </w:pPr>
-            <w:r>
+            <w:r>
+              <w:t>CU_Rev_</w:t>
+            </w:r>
+            <w:r>
+              <w:t>2</w:t>
+            </w:r>
+          </w:p>
+        </w:tc>
+        <w:tc>
+          <w:tcPr>
+            <w:tcW w:w="734" w:type="dxa"/>
+          </w:tcPr>
+          <w:p>
+            <w:r>
+              <w:rPr>
+                <w:rFonts w:eastAsia="Verdana" w:cs="Verdana"/>
+                <w:lang w:val="es-ES"/>
+              </w:rPr>
+              <w:t>Esc-</w:t>
+            </w:r>
+            <w:r>
+              <w:rPr>
+                <w:rFonts w:eastAsia="Verdana" w:cs="Verdana"/>
+                <w:lang w:val="es-ES"/>
+              </w:rPr>
+              <w:t>7</w:t>
+            </w:r>
+          </w:p>
+          <w:p>
+            <w:pPr>
+              <w:rPr>
+                <w:rFonts w:eastAsia="Verdana" w:cs="Verdana"/>
+                <w:lang w:val="es-ES"/>
+              </w:rPr>
+            </w:pPr>
+          </w:p>
+        </w:tc>
+        <w:tc>
+          <w:tcPr>
+            <w:tcW w:w="3713" w:type="dxa"/>
+          </w:tcPr>
+          <w:p>
+            <w:r>
+              <w:t>Añadir al carrito: iPhone 14 Pro 256GB, iPhone 14 Pro, 2023, Apple</w:t>
+            </w:r>
+          </w:p>
+          <w:p>
+            <w:pPr>
+              <w:rPr>
+                <w:rFonts w:eastAsia="Verdana" w:cs="Verdana"/>
+                <w:lang w:val="es-ES"/>
+              </w:rPr>
+            </w:pPr>
+          </w:p>
+        </w:tc>
+        <w:tc>
+          <w:tcPr>
+            <w:tcW w:w="1970" w:type="dxa"/>
+          </w:tcPr>
+          <w:p>
+            <w:pPr>
+              <w:rPr>
+                <w:rFonts w:eastAsia="Verdana" w:cs="Verdana"/>
+                <w:lang w:val="es-ES"/>
+              </w:rPr>
+            </w:pPr>
+          </w:p>
+        </w:tc>
+        <w:tc>
+          <w:tcPr>
+            <w:tcW w:w="850" w:type="dxa"/>
+          </w:tcPr>
+          <w:p>
+            <w:pPr>
+              <w:rPr>
+                <w:rFonts w:eastAsia="Verdana" w:cs="Verdana"/>
+                <w:lang w:val="es-ES"/>
+              </w:rPr>
+            </w:pPr>
+          </w:p>
+        </w:tc>
+        <w:tc>
+          <w:tcPr>
+            <w:tcW w:w="1704" w:type="dxa"/>
+          </w:tcPr>
+          <w:p>
+            <w:pPr>
+              <w:rPr>
+                <w:lang w:val="es-ES"/>
+              </w:rPr>
+            </w:pPr>
+            <w:r>
+              <w:rPr>
+                <w:lang w:val="es-ES"/>
+              </w:rPr>
+              <w:t>Título: Reseña Test,</w:t>
+            </w:r>
+          </w:p>
+          <w:p>
+            <w:pPr>
+              <w:rPr>
+                <w:lang w:val="es-ES"/>
+              </w:rPr>
+            </w:pPr>
+            <w:r>
+              <w:rPr>
+                <w:lang w:val="es-ES"/>
+              </w:rPr>
+              <w:t>País: España,</w:t>
+            </w:r>
+          </w:p>
+          <w:p>
+            <w:pPr>
+              <w:rPr>
+                <w:lang w:val="es-ES"/>
+              </w:rPr>
+            </w:pPr>
+            <w:r>
+              <w:rPr>
+                <w:lang w:val="es-ES"/>
+              </w:rPr>
+              <w:t>Nombre: Juan,</w:t>
+            </w:r>
+          </w:p>
+          <w:p>
+            <w:pPr>
+              <w:rPr>
+                <w:lang w:val="es-ES"/>
+              </w:rPr>
+            </w:pPr>
+            <w:r>
+              <w:rPr>
+                <w:lang w:val="es-ES"/>
+              </w:rPr>
+              <w:t>Punt1: 0,</w:t>
+            </w:r>
+          </w:p>
+          <w:p>
+            <w:pPr>
+              <w:rPr>
+                <w:lang w:val="es-ES"/>
+              </w:rPr>
+            </w:pPr>
+            <w:r>
+              <w:rPr>
+                <w:lang w:val="es-ES"/>
+              </w:rPr>
               <w:lastRenderedPageBreak/>
-              <w:t>CU_Rev_10</w:t>
-            </w:r>
-          </w:p>
-        </w:tc>
-        <w:tc>
-          <w:tcPr>
-            <w:tcW w:w="2208" w:type="dxa"/>
-          </w:tcPr>
-          <w:p>
-            <w:r>
-              <w:rPr>
-                <w:rFonts w:eastAsia="Verdana" w:cs="Verdana"/>
-                <w:lang w:val="es-ES"/>
-              </w:rPr>
-              <w:t>Esc-</w:t>
-            </w:r>
-            <w:r>
-              <w:rPr>
-                <w:rFonts w:eastAsia="Verdana" w:cs="Verdana"/>
-                <w:lang w:val="es-ES"/>
-              </w:rPr>
-              <w:t>7</w:t>
-            </w:r>
-          </w:p>
-          <w:p>
-            <w:pPr>
-              <w:rPr>
-                <w:rFonts w:eastAsia="Verdana" w:cs="Verdana"/>
-                <w:lang w:val="es-ES"/>
-              </w:rPr>
-            </w:pPr>
-          </w:p>
-        </w:tc>
-        <w:tc>
-          <w:tcPr>
-            <w:tcW w:w="2286" w:type="dxa"/>
-          </w:tcPr>
-          <w:p>
-            <w:pPr>
-              <w:rPr>
-                <w:rFonts w:eastAsia="Verdana" w:cs="Verdana"/>
-                <w:lang w:val="es-ES"/>
-              </w:rPr>
-            </w:pPr>
-            <w:r>
-              <w:t>iPhone 14 Pro</w:t>
-            </w:r>
-          </w:p>
-        </w:tc>
-        <w:tc>
-          <w:tcPr>
-            <w:tcW w:w="1070" w:type="dxa"/>
-          </w:tcPr>
-          <w:p>
-            <w:pPr>
-              <w:rPr>
-                <w:rFonts w:eastAsia="Verdana" w:cs="Verdana"/>
-                <w:lang w:val="es-ES"/>
-              </w:rPr>
-            </w:pPr>
-          </w:p>
-        </w:tc>
-        <w:tc>
-          <w:tcPr>
-            <w:tcW w:w="949" w:type="dxa"/>
-          </w:tcPr>
-          <w:p>
-            <w:pPr>
-              <w:rPr>
-                <w:rFonts w:eastAsia="Verdana" w:cs="Verdana"/>
-                <w:lang w:val="es-ES"/>
-              </w:rPr>
-            </w:pPr>
-          </w:p>
-        </w:tc>
-        <w:tc>
-          <w:tcPr>
-            <w:tcW w:w="1757" w:type="dxa"/>
-          </w:tcPr>
-          <w:p>
-            <w:pPr>
-              <w:rPr>
-                <w:lang w:val="es-ES"/>
-              </w:rPr>
-            </w:pPr>
-            <w:r>
-              <w:rPr>
-                <w:lang w:val="es-ES"/>
-              </w:rPr>
-              <w:t>Título: Reseña, País: España, Nombre: pepete (no existe), Punt: 1, Comentario: "Review para..."</w:t>
-            </w:r>
-          </w:p>
-        </w:tc>
-        <w:tc>
-          <w:tcPr>
-            <w:tcW w:w="3303" w:type="dxa"/>
-          </w:tcPr>
-          <w:p>
-            <w:pPr>
-              <w:rPr>
-                <w:rFonts w:eastAsia="Verdana" w:cs="Verdana"/>
-                <w:lang w:val="es-ES"/>
-              </w:rPr>
-            </w:pPr>
-            <w:r>
-              <w:rPr>
-                <w:lang w:val="es-ES"/>
-              </w:rPr>
-              <w:t>Error: "¡Error! Usuario no registrado".</w:t>
+              <w:t>Comentario1: "Review para probar error"</w:t>
+            </w:r>
+            <w:r>
+              <w:rPr>
+                <w:lang w:val="es-ES"/>
+              </w:rPr>
+              <w:t>.</w:t>
+            </w:r>
+          </w:p>
+        </w:tc>
+        <w:tc>
+          <w:tcPr>
+            <w:tcW w:w="2602" w:type="dxa"/>
+          </w:tcPr>
+          <w:p>
+            <w:pPr>
+              <w:rPr>
+                <w:rFonts w:eastAsia="Verdana" w:cs="Verdana"/>
+                <w:lang w:val="es-ES"/>
+              </w:rPr>
+            </w:pPr>
+            <w:r>
+              <w:rPr>
+                <w:rFonts w:eastAsia="Verdana" w:cs="Verdana"/>
+                <w:b/>
+                <w:bCs/>
+                <w:lang w:val="es-ES"/>
+              </w:rPr>
+              <w:lastRenderedPageBreak/>
+              <w:br/>
+            </w:r>
+            <w:r>
+              <w:rPr>
+                <w:lang w:val="es-ES"/>
+              </w:rPr>
+              <w:t>El sistema resalta el error: "</w:t>
+            </w:r>
+            <w:r>
+              <w:rPr>
+                <w:lang w:val="es-ES"/>
+              </w:rPr>
+              <w:t>El valor debe ser superior o igual a 1</w:t>
+            </w:r>
+            <w:r>
+              <w:rPr>
+                <w:lang w:val="es-ES"/>
+              </w:rPr>
+              <w:t>".</w:t>
             </w:r>
           </w:p>
         </w:tc>
@@ -14343,121 +14963,190 @@
             <w:tcW w:w="1388" w:type="dxa"/>
           </w:tcPr>
           <w:p>
-            <w:r>
-              <w:t>CU_Rev_11</w:t>
-            </w:r>
-          </w:p>
-        </w:tc>
-        <w:tc>
-          <w:tcPr>
-            <w:tcW w:w="2208" w:type="dxa"/>
-          </w:tcPr>
-          <w:p>
-            <w:pPr>
-              <w:rPr>
-                <w:lang w:val="es-ES"/>
-              </w:rPr>
-            </w:pPr>
-            <w:r>
-              <w:rPr>
-                <w:rFonts w:eastAsia="Verdana" w:cs="Verdana"/>
-                <w:lang w:val="es-ES"/>
-              </w:rPr>
-              <w:t>Esc-6</w:t>
-            </w:r>
-            <w:r>
-              <w:rPr>
-                <w:rFonts w:eastAsia="Verdana" w:cs="Verdana"/>
-                <w:lang w:val="es-ES"/>
-              </w:rPr>
-              <w:t xml:space="preserve"> </w:t>
-            </w:r>
-          </w:p>
-          <w:p>
-            <w:pPr>
-              <w:rPr>
-                <w:rFonts w:eastAsia="Verdana" w:cs="Verdana"/>
-                <w:lang w:val="es-ES"/>
-              </w:rPr>
-            </w:pPr>
-          </w:p>
-        </w:tc>
-        <w:tc>
-          <w:tcPr>
-            <w:tcW w:w="2286" w:type="dxa"/>
-          </w:tcPr>
-          <w:p>
-            <w:pPr>
-              <w:rPr>
-                <w:rFonts w:eastAsia="Verdana" w:cs="Verdana"/>
-                <w:lang w:val="es-ES"/>
-              </w:rPr>
-            </w:pPr>
-            <w:r>
-              <w:t>iPhone 14 Pro</w:t>
-            </w:r>
-          </w:p>
-        </w:tc>
-        <w:tc>
-          <w:tcPr>
-            <w:tcW w:w="1070" w:type="dxa"/>
-          </w:tcPr>
-          <w:p>
-            <w:pPr>
-              <w:rPr>
-                <w:rFonts w:eastAsia="Verdana" w:cs="Verdana"/>
-                <w:lang w:val="es-ES"/>
-              </w:rPr>
-            </w:pPr>
-          </w:p>
-        </w:tc>
-        <w:tc>
-          <w:tcPr>
-            <w:tcW w:w="949" w:type="dxa"/>
-          </w:tcPr>
-          <w:p>
-            <w:pPr>
-              <w:rPr>
-                <w:rFonts w:eastAsia="Verdana" w:cs="Verdana"/>
-                <w:lang w:val="es-ES"/>
-              </w:rPr>
-            </w:pPr>
-          </w:p>
-        </w:tc>
-        <w:tc>
-          <w:tcPr>
-            <w:tcW w:w="1757" w:type="dxa"/>
-          </w:tcPr>
-          <w:p>
-            <w:pPr>
-              <w:rPr>
-                <w:lang w:val="es-ES"/>
-              </w:rPr>
-            </w:pPr>
-            <w:r>
-              <w:rPr>
-                <w:lang w:val="es-ES"/>
-              </w:rPr>
-              <w:t>Acción: Pulsar "Modificar selección" desde el paso 5</w:t>
-            </w:r>
-          </w:p>
-        </w:tc>
-        <w:tc>
-          <w:tcPr>
-            <w:tcW w:w="3303" w:type="dxa"/>
-          </w:tcPr>
-          <w:p>
-            <w:pPr>
-              <w:rPr>
-                <w:rFonts w:eastAsia="Verdana" w:cs="Verdana"/>
-                <w:lang w:val="es-ES"/>
-              </w:rPr>
-            </w:pPr>
-            <w:r>
-              <w:rPr>
-                <w:lang w:val="es-ES"/>
-              </w:rPr>
-              <w:t>El sistema regresa al paso 2. El formulario mantiene el título "Reseña" escrito previamente.</w:t>
+            <w:pPr>
+              <w:rPr>
+                <w:u w:val="single"/>
+              </w:rPr>
+            </w:pPr>
+            <w:r>
+              <w:t>CU_Rev_</w:t>
+            </w:r>
+            <w:r>
+              <w:t>5</w:t>
+            </w:r>
+          </w:p>
+        </w:tc>
+        <w:tc>
+          <w:tcPr>
+            <w:tcW w:w="734" w:type="dxa"/>
+          </w:tcPr>
+          <w:p>
+            <w:r>
+              <w:rPr>
+                <w:rFonts w:eastAsia="Verdana" w:cs="Verdana"/>
+                <w:lang w:val="es-ES"/>
+              </w:rPr>
+              <w:t>Esc-</w:t>
+            </w:r>
+            <w:r>
+              <w:rPr>
+                <w:rFonts w:eastAsia="Verdana" w:cs="Verdana"/>
+                <w:lang w:val="es-ES"/>
+              </w:rPr>
+              <w:t>7</w:t>
+            </w:r>
+          </w:p>
+          <w:p>
+            <w:pPr>
+              <w:rPr>
+                <w:rFonts w:eastAsia="Verdana" w:cs="Verdana"/>
+                <w:lang w:val="es-ES"/>
+              </w:rPr>
+            </w:pPr>
+          </w:p>
+        </w:tc>
+        <w:tc>
+          <w:tcPr>
+            <w:tcW w:w="3713" w:type="dxa"/>
+          </w:tcPr>
+          <w:p>
+            <w:r>
+              <w:t>Añadir al carrito: iPhone 14 Pro 256GB, iPhone 14 Pro, 2023, Apple</w:t>
+            </w:r>
+          </w:p>
+          <w:p>
+            <w:pPr>
+              <w:rPr>
+                <w:rFonts w:eastAsia="Verdana" w:cs="Verdana"/>
+                <w:lang w:val="es-ES"/>
+              </w:rPr>
+            </w:pPr>
+          </w:p>
+        </w:tc>
+        <w:tc>
+          <w:tcPr>
+            <w:tcW w:w="1970" w:type="dxa"/>
+          </w:tcPr>
+          <w:p>
+            <w:pPr>
+              <w:rPr>
+                <w:rFonts w:eastAsia="Verdana" w:cs="Verdana"/>
+                <w:lang w:val="es-ES"/>
+              </w:rPr>
+            </w:pPr>
+          </w:p>
+        </w:tc>
+        <w:tc>
+          <w:tcPr>
+            <w:tcW w:w="850" w:type="dxa"/>
+          </w:tcPr>
+          <w:p>
+            <w:pPr>
+              <w:rPr>
+                <w:rFonts w:eastAsia="Verdana" w:cs="Verdana"/>
+                <w:lang w:val="es-ES"/>
+              </w:rPr>
+            </w:pPr>
+          </w:p>
+        </w:tc>
+        <w:tc>
+          <w:tcPr>
+            <w:tcW w:w="1704" w:type="dxa"/>
+          </w:tcPr>
+          <w:p>
+            <w:pPr>
+              <w:rPr>
+                <w:lang w:val="es-ES"/>
+              </w:rPr>
+            </w:pPr>
+            <w:r>
+              <w:rPr>
+                <w:lang w:val="es-ES"/>
+              </w:rPr>
+              <w:t>Título: Reseña Test,</w:t>
+            </w:r>
+          </w:p>
+          <w:p>
+            <w:pPr>
+              <w:rPr>
+                <w:lang w:val="es-ES"/>
+              </w:rPr>
+            </w:pPr>
+            <w:r>
+              <w:rPr>
+                <w:lang w:val="es-ES"/>
+              </w:rPr>
+              <w:t>País: España,</w:t>
+            </w:r>
+          </w:p>
+          <w:p>
+            <w:pPr>
+              <w:rPr>
+                <w:lang w:val="es-ES"/>
+              </w:rPr>
+            </w:pPr>
+            <w:r>
+              <w:rPr>
+                <w:lang w:val="es-ES"/>
+              </w:rPr>
+              <w:t>Nombre: Juan,</w:t>
+            </w:r>
+          </w:p>
+          <w:p>
+            <w:pPr>
+              <w:rPr>
+                <w:lang w:val="es-ES"/>
+              </w:rPr>
+            </w:pPr>
+            <w:r>
+              <w:rPr>
+                <w:lang w:val="es-ES"/>
+              </w:rPr>
+              <w:t>Punt1: 1,</w:t>
+            </w:r>
+          </w:p>
+          <w:p>
+            <w:pPr>
+              <w:rPr>
+                <w:lang w:val="es-ES"/>
+              </w:rPr>
+            </w:pPr>
+            <w:r>
+              <w:rPr>
+                <w:lang w:val="es-ES"/>
+              </w:rPr>
+              <w:t>Comentario1: "pepe"</w:t>
+            </w:r>
+          </w:p>
+        </w:tc>
+        <w:tc>
+          <w:tcPr>
+            <w:tcW w:w="2602" w:type="dxa"/>
+          </w:tcPr>
+          <w:p>
+            <w:pPr>
+              <w:rPr>
+                <w:rFonts w:eastAsia="Verdana" w:cs="Verdana"/>
+                <w:lang w:val="es-ES"/>
+              </w:rPr>
+            </w:pPr>
+            <w:r>
+              <w:rPr>
+                <w:lang w:val="es-ES"/>
+              </w:rPr>
+              <w:t>El sistema resalta el error</w:t>
+            </w:r>
+            <w:r>
+              <w:rPr>
+                <w:lang w:val="es-ES"/>
+              </w:rPr>
+              <w:t xml:space="preserve"> en el comentario</w:t>
+            </w:r>
+            <w:r>
+              <w:rPr>
+                <w:lang w:val="es-ES"/>
+              </w:rPr>
+              <w:t>: "debe empezar por Review para".</w:t>
             </w:r>
           </w:p>
         </w:tc>
@@ -14472,15 +15161,23 @@
           </w:tcPr>
           <w:p>
             <w:r>
-              <w:t>CU_Rev_12</w:t>
-            </w:r>
-          </w:p>
-        </w:tc>
-        <w:tc>
-          <w:tcPr>
-            <w:tcW w:w="2208" w:type="dxa"/>
-          </w:tcPr>
-          <w:p>
+              <w:t>CU_Rev_1</w:t>
+            </w:r>
+            <w:r>
+              <w:t>0</w:t>
+            </w:r>
+          </w:p>
+        </w:tc>
+        <w:tc>
+          <w:tcPr>
+            <w:tcW w:w="734" w:type="dxa"/>
+          </w:tcPr>
+          <w:p>
+            <w:pPr>
+              <w:rPr>
+                <w:lang w:val="es-ES"/>
+              </w:rPr>
+            </w:pPr>
             <w:r>
               <w:rPr>
                 <w:rFonts w:eastAsia="Verdana" w:cs="Verdana"/>
@@ -14493,82 +15190,172 @@
                 <w:rFonts w:eastAsia="Verdana" w:cs="Verdana"/>
                 <w:lang w:val="es-ES"/>
               </w:rPr>
-              <w:t>5</w:t>
-            </w:r>
-          </w:p>
-        </w:tc>
-        <w:tc>
-          <w:tcPr>
-            <w:tcW w:w="2286" w:type="dxa"/>
-          </w:tcPr>
-          <w:p>
-            <w:pPr>
-              <w:rPr>
-                <w:rFonts w:eastAsia="Verdana" w:cs="Verdana"/>
-                <w:lang w:val="es-ES"/>
-              </w:rPr>
-            </w:pPr>
-            <w:r>
-              <w:t>iPhone 14 Pro</w:t>
-            </w:r>
-          </w:p>
-        </w:tc>
-        <w:tc>
-          <w:tcPr>
-            <w:tcW w:w="1070" w:type="dxa"/>
-          </w:tcPr>
-          <w:p>
-            <w:pPr>
-              <w:rPr>
-                <w:rFonts w:eastAsia="Verdana" w:cs="Verdana"/>
-                <w:lang w:val="es-ES"/>
-              </w:rPr>
-            </w:pPr>
-          </w:p>
-        </w:tc>
-        <w:tc>
-          <w:tcPr>
-            <w:tcW w:w="949" w:type="dxa"/>
-          </w:tcPr>
-          <w:p>
-            <w:pPr>
-              <w:rPr>
-                <w:rFonts w:eastAsia="Verdana" w:cs="Verdana"/>
-                <w:lang w:val="es-ES"/>
-              </w:rPr>
-            </w:pPr>
-          </w:p>
-        </w:tc>
-        <w:tc>
-          <w:tcPr>
-            <w:tcW w:w="1757" w:type="dxa"/>
-          </w:tcPr>
-          <w:p>
-            <w:pPr>
-              <w:rPr>
-                <w:lang w:val="es-ES"/>
-              </w:rPr>
-            </w:pPr>
-            <w:r>
-              <w:t>Título: a * 101 caracteres</w:t>
-            </w:r>
-          </w:p>
-        </w:tc>
-        <w:tc>
-          <w:tcPr>
-            <w:tcW w:w="3303" w:type="dxa"/>
-          </w:tcPr>
-          <w:p>
-            <w:pPr>
-              <w:rPr>
-                <w:lang w:val="es-ES"/>
-              </w:rPr>
-            </w:pPr>
-            <w:r>
-              <w:rPr>
-                <w:lang w:val="es-ES"/>
-              </w:rPr>
-              <w:t>Error: "El Título es demasiado largo (máximo 100 caracteres)".</w:t>
+              <w:t>7</w:t>
+            </w:r>
+          </w:p>
+          <w:p>
+            <w:pPr>
+              <w:rPr>
+                <w:rFonts w:eastAsia="Verdana" w:cs="Verdana"/>
+                <w:lang w:val="es-ES"/>
+              </w:rPr>
+            </w:pPr>
+          </w:p>
+        </w:tc>
+        <w:tc>
+          <w:tcPr>
+            <w:tcW w:w="3713" w:type="dxa"/>
+          </w:tcPr>
+          <w:p>
+            <w:r>
+              <w:t>Añadir al carrito: iPhone 14 Pro 256GB, iPhone 14 Pro, 2023, Apple</w:t>
+            </w:r>
+          </w:p>
+          <w:p>
+            <w:pPr>
+              <w:rPr>
+                <w:rFonts w:eastAsia="Verdana" w:cs="Verdana"/>
+                <w:lang w:val="es-ES"/>
+              </w:rPr>
+            </w:pPr>
+          </w:p>
+        </w:tc>
+        <w:tc>
+          <w:tcPr>
+            <w:tcW w:w="1970" w:type="dxa"/>
+          </w:tcPr>
+          <w:p>
+            <w:pPr>
+              <w:rPr>
+                <w:rFonts w:eastAsia="Verdana" w:cs="Verdana"/>
+                <w:lang w:val="es-ES"/>
+              </w:rPr>
+            </w:pPr>
+          </w:p>
+        </w:tc>
+        <w:tc>
+          <w:tcPr>
+            <w:tcW w:w="850" w:type="dxa"/>
+          </w:tcPr>
+          <w:p>
+            <w:pPr>
+              <w:rPr>
+                <w:rFonts w:eastAsia="Verdana" w:cs="Verdana"/>
+                <w:lang w:val="es-ES"/>
+              </w:rPr>
+            </w:pPr>
+          </w:p>
+        </w:tc>
+        <w:tc>
+          <w:tcPr>
+            <w:tcW w:w="1704" w:type="dxa"/>
+          </w:tcPr>
+          <w:p>
+            <w:pPr>
+              <w:rPr>
+                <w:lang w:val="es-ES"/>
+              </w:rPr>
+            </w:pPr>
+            <w:r>
+              <w:rPr>
+                <w:lang w:val="es-ES"/>
+              </w:rPr>
+              <w:t>Título:</w:t>
+            </w:r>
+            <w:r>
+              <w:rPr>
+                <w:lang w:val="es-ES"/>
+              </w:rPr>
+              <w:t xml:space="preserve"> Reseñaq</w:t>
+            </w:r>
+            <w:r>
+              <w:rPr>
+                <w:lang w:val="es-ES"/>
+              </w:rPr>
+              <w:t xml:space="preserve"> * 110 caracteres,</w:t>
+            </w:r>
+          </w:p>
+          <w:p>
+            <w:pPr>
+              <w:rPr>
+                <w:lang w:val="es-ES"/>
+              </w:rPr>
+            </w:pPr>
+            <w:r>
+              <w:rPr>
+                <w:lang w:val="es-ES"/>
+              </w:rPr>
+              <w:t>País: España,</w:t>
+            </w:r>
+          </w:p>
+          <w:p>
+            <w:pPr>
+              <w:rPr>
+                <w:lang w:val="es-ES"/>
+              </w:rPr>
+            </w:pPr>
+            <w:r>
+              <w:rPr>
+                <w:lang w:val="es-ES"/>
+              </w:rPr>
+              <w:t>Nombre: Juan,</w:t>
+            </w:r>
+          </w:p>
+          <w:p>
+            <w:pPr>
+              <w:rPr>
+                <w:lang w:val="es-ES"/>
+              </w:rPr>
+            </w:pPr>
+            <w:r>
+              <w:rPr>
+                <w:lang w:val="es-ES"/>
+              </w:rPr>
+              <w:t>Punt1: 1,</w:t>
+            </w:r>
+          </w:p>
+          <w:p>
+            <w:pPr>
+              <w:rPr>
+                <w:lang w:val="es-ES"/>
+              </w:rPr>
+            </w:pPr>
+            <w:r>
+              <w:rPr>
+                <w:lang w:val="es-ES"/>
+              </w:rPr>
+              <w:t>Comentario1: "Review para nada"</w:t>
+            </w:r>
+          </w:p>
+        </w:tc>
+        <w:tc>
+          <w:tcPr>
+            <w:tcW w:w="2602" w:type="dxa"/>
+          </w:tcPr>
+          <w:p>
+            <w:pPr>
+              <w:rPr>
+                <w:rFonts w:eastAsia="Verdana" w:cs="Verdana"/>
+                <w:lang w:val="es-ES"/>
+              </w:rPr>
+            </w:pPr>
+            <w:r>
+              <w:rPr>
+                <w:lang w:val="es-ES"/>
+              </w:rPr>
+              <w:t>Resalta formato inválido</w:t>
+            </w:r>
+            <w:r>
+              <w:rPr>
+                <w:lang w:val="es-ES"/>
+              </w:rPr>
+              <w:t xml:space="preserve"> en el título</w:t>
+            </w:r>
+            <w:r>
+              <w:rPr>
+                <w:lang w:val="es-ES"/>
+              </w:rPr>
+              <w:t>: "maximum length of 100".</w:t>
             </w:r>
           </w:p>
         </w:tc>
@@ -14582,173 +15369,188 @@
             <w:tcW w:w="1388" w:type="dxa"/>
           </w:tcPr>
           <w:p>
-            <w:pPr>
-              <w:rPr>
-                <w:rFonts w:eastAsia="Verdana" w:cs="Verdana"/>
-                <w:lang w:val="es-ES"/>
-              </w:rPr>
-            </w:pPr>
-            <w:r>
-              <w:t>CU_Rev_13</w:t>
-            </w:r>
-          </w:p>
-        </w:tc>
-        <w:tc>
-          <w:tcPr>
-            <w:tcW w:w="2208" w:type="dxa"/>
-          </w:tcPr>
-          <w:p>
-            <w:pPr>
-              <w:rPr>
-                <w:rFonts w:eastAsia="Verdana" w:cs="Verdana"/>
-                <w:lang w:val="es-ES"/>
-              </w:rPr>
-            </w:pPr>
-            <w:r>
-              <w:rPr>
-                <w:rFonts w:eastAsia="Verdana" w:cs="Verdana"/>
-                <w:lang w:val="es-ES"/>
-              </w:rPr>
-              <w:t>Esc-5</w:t>
-            </w:r>
-          </w:p>
-        </w:tc>
-        <w:tc>
-          <w:tcPr>
-            <w:tcW w:w="2286" w:type="dxa"/>
-          </w:tcPr>
-          <w:p>
-            <w:pPr>
-              <w:rPr>
-                <w:rFonts w:eastAsia="Verdana" w:cs="Verdana"/>
-                <w:lang w:val="es-ES"/>
-              </w:rPr>
-            </w:pPr>
-            <w:r>
-              <w:t>iPhone 14 Pro</w:t>
-            </w:r>
-            <w:r>
-              <w:rPr>
-                <w:rFonts w:eastAsia="Verdana" w:cs="Verdana"/>
-                <w:lang w:val="es-ES"/>
-              </w:rPr>
-              <w:t xml:space="preserve"> </w:t>
-            </w:r>
-          </w:p>
-        </w:tc>
-        <w:tc>
-          <w:tcPr>
-            <w:tcW w:w="1070" w:type="dxa"/>
-          </w:tcPr>
-          <w:p>
-            <w:pPr>
-              <w:rPr>
-                <w:rFonts w:eastAsia="Verdana" w:cs="Verdana"/>
-                <w:lang w:val="es-ES"/>
-              </w:rPr>
-            </w:pPr>
-          </w:p>
-        </w:tc>
-        <w:tc>
-          <w:tcPr>
-            <w:tcW w:w="949" w:type="dxa"/>
-          </w:tcPr>
-          <w:p>
-            <w:pPr>
-              <w:rPr>
-                <w:rFonts w:eastAsia="Verdana" w:cs="Verdana"/>
-                <w:lang w:val="es-ES"/>
-              </w:rPr>
-            </w:pPr>
-          </w:p>
-        </w:tc>
-        <w:tc>
-          <w:tcPr>
-            <w:tcW w:w="1757" w:type="dxa"/>
-          </w:tcPr>
-          <w:p>
-            <w:pPr>
-              <w:rPr>
-                <w:lang w:val="es-ES"/>
-              </w:rPr>
-            </w:pPr>
-            <w:r>
-              <w:rPr>
-                <w:lang w:val="es-ES"/>
-              </w:rPr>
-              <w:t>País: a * 51 caracteres</w:t>
-            </w:r>
-            <w:r>
-              <w:rPr>
-                <w:rFonts w:eastAsia="Verdana" w:cs="Verdana"/>
-                <w:lang w:val="es-ES"/>
-              </w:rPr>
-              <w:t xml:space="preserve"> Fernández</w:t>
-            </w:r>
-            <w:r>
-              <w:rPr>
-                <w:lang w:val="es-ES"/>
-              </w:rPr>
-              <w:t xml:space="preserve">, Dirección: </w:t>
-            </w:r>
-            <w:r>
-              <w:rPr>
-                <w:rFonts w:eastAsia="Verdana" w:cs="Verdana"/>
-                <w:lang w:val="es-ES"/>
-              </w:rPr>
-              <w:t>Paseo de la Castellana 100, Madrid</w:t>
-            </w:r>
-            <w:r>
-              <w:rPr>
-                <w:lang w:val="es-ES"/>
-              </w:rPr>
-              <w:t xml:space="preserve">, </w:t>
-            </w:r>
-          </w:p>
-          <w:p>
-            <w:pPr>
-              <w:rPr>
-                <w:lang w:val="es-ES"/>
-              </w:rPr>
-            </w:pPr>
-            <w:r>
-              <w:rPr>
-                <w:lang w:val="es-ES"/>
-              </w:rPr>
-              <w:t xml:space="preserve">Pago: </w:t>
-            </w:r>
-            <w:r>
-              <w:rPr>
-                <w:rFonts w:eastAsia="Verdana" w:cs="Verdana"/>
-                <w:lang w:val="es-ES"/>
-              </w:rPr>
-              <w:t>Efectivo</w:t>
-            </w:r>
-          </w:p>
-          <w:p>
-            <w:pPr>
-              <w:rPr>
-                <w:lang w:val="es-ES"/>
-              </w:rPr>
-            </w:pPr>
-          </w:p>
-        </w:tc>
-        <w:tc>
-          <w:tcPr>
-            <w:tcW w:w="3303" w:type="dxa"/>
-          </w:tcPr>
-          <w:p>
-            <w:pPr>
-              <w:rPr>
-                <w:rFonts w:eastAsia="Verdana" w:cs="Verdana"/>
-                <w:lang w:val="es-ES"/>
-              </w:rPr>
-            </w:pPr>
-            <w:r>
-              <w:rPr>
-                <w:lang w:val="es-ES"/>
-              </w:rPr>
-              <w:t>Error: "El País es demasiado largo (máximo 50 caracteres)".</w:t>
+            <w:r>
+              <w:t>CU_Rev_1</w:t>
+            </w:r>
+            <w:r>
+              <w:t>1</w:t>
+            </w:r>
+          </w:p>
+        </w:tc>
+        <w:tc>
+          <w:tcPr>
+            <w:tcW w:w="734" w:type="dxa"/>
+          </w:tcPr>
+          <w:p>
+            <w:r>
+              <w:rPr>
+                <w:rFonts w:eastAsia="Verdana" w:cs="Verdana"/>
+                <w:lang w:val="es-ES"/>
+              </w:rPr>
+              <w:t>Esc-</w:t>
+            </w:r>
+            <w:r>
+              <w:rPr>
+                <w:rFonts w:eastAsia="Verdana" w:cs="Verdana"/>
+                <w:lang w:val="es-ES"/>
+              </w:rPr>
+              <w:t>7</w:t>
+            </w:r>
+          </w:p>
+        </w:tc>
+        <w:tc>
+          <w:tcPr>
+            <w:tcW w:w="3713" w:type="dxa"/>
+          </w:tcPr>
+          <w:p>
+            <w:r>
+              <w:t>Añadir al carrito: iPhone 14 Pro 256GB, iPhone 14 Pro, 2023, Apple</w:t>
+            </w:r>
+          </w:p>
+          <w:p>
+            <w:pPr>
+              <w:rPr>
+                <w:rFonts w:eastAsia="Verdana" w:cs="Verdana"/>
+                <w:lang w:val="es-ES"/>
+              </w:rPr>
+            </w:pPr>
+          </w:p>
+        </w:tc>
+        <w:tc>
+          <w:tcPr>
+            <w:tcW w:w="1970" w:type="dxa"/>
+          </w:tcPr>
+          <w:p>
+            <w:pPr>
+              <w:rPr>
+                <w:rFonts w:eastAsia="Verdana" w:cs="Verdana"/>
+                <w:lang w:val="es-ES"/>
+              </w:rPr>
+            </w:pPr>
+          </w:p>
+        </w:tc>
+        <w:tc>
+          <w:tcPr>
+            <w:tcW w:w="850" w:type="dxa"/>
+          </w:tcPr>
+          <w:p>
+            <w:pPr>
+              <w:rPr>
+                <w:rFonts w:eastAsia="Verdana" w:cs="Verdana"/>
+                <w:lang w:val="es-ES"/>
+              </w:rPr>
+            </w:pPr>
+          </w:p>
+        </w:tc>
+        <w:tc>
+          <w:tcPr>
+            <w:tcW w:w="1704" w:type="dxa"/>
+          </w:tcPr>
+          <w:p>
+            <w:pPr>
+              <w:rPr>
+                <w:lang w:val="es-ES"/>
+              </w:rPr>
+            </w:pPr>
+            <w:r>
+              <w:rPr>
+                <w:lang w:val="es-ES"/>
+              </w:rPr>
+              <w:t>Título: Reseña Válida,</w:t>
+            </w:r>
+          </w:p>
+          <w:p>
+            <w:pPr>
+              <w:rPr>
+                <w:lang w:val="es-ES"/>
+              </w:rPr>
+            </w:pPr>
+            <w:r>
+              <w:rPr>
+                <w:lang w:val="es-ES"/>
+              </w:rPr>
+              <w:t xml:space="preserve">País: </w:t>
+            </w:r>
+            <w:r>
+              <w:rPr>
+                <w:lang w:val="es-ES"/>
+              </w:rPr>
+              <w:t>España</w:t>
+            </w:r>
+            <w:r>
+              <w:rPr>
+                <w:lang w:val="es-ES"/>
+              </w:rPr>
+              <w:t>a * 55 caracteres,</w:t>
+            </w:r>
+          </w:p>
+          <w:p>
+            <w:pPr>
+              <w:rPr>
+                <w:lang w:val="es-ES"/>
+              </w:rPr>
+            </w:pPr>
+            <w:r>
+              <w:rPr>
+                <w:lang w:val="es-ES"/>
+              </w:rPr>
+              <w:t>Nombre: Juan,</w:t>
+            </w:r>
+          </w:p>
+          <w:p>
+            <w:pPr>
+              <w:rPr>
+                <w:lang w:val="es-ES"/>
+              </w:rPr>
+            </w:pPr>
+            <w:r>
+              <w:rPr>
+                <w:lang w:val="es-ES"/>
+              </w:rPr>
+              <w:t>Punt1: 1,</w:t>
+            </w:r>
+          </w:p>
+          <w:p>
+            <w:pPr>
+              <w:rPr>
+                <w:lang w:val="es-ES"/>
+              </w:rPr>
+            </w:pPr>
+            <w:r>
+              <w:rPr>
+                <w:lang w:val="es-ES"/>
+              </w:rPr>
+              <w:t>Comentario1: "Review para nada"</w:t>
+            </w:r>
+          </w:p>
+        </w:tc>
+        <w:tc>
+          <w:tcPr>
+            <w:tcW w:w="2602" w:type="dxa"/>
+          </w:tcPr>
+          <w:p>
+            <w:pPr>
+              <w:rPr>
+                <w:lang w:val="es-ES"/>
+              </w:rPr>
+            </w:pPr>
+            <w:r>
+              <w:rPr>
+                <w:lang w:val="es-ES"/>
+              </w:rPr>
+              <w:t>Resalta formato inválido</w:t>
+            </w:r>
+            <w:r>
+              <w:rPr>
+                <w:lang w:val="es-ES"/>
+              </w:rPr>
+              <w:t xml:space="preserve"> en el país</w:t>
+            </w:r>
+            <w:r>
+              <w:rPr>
+                <w:lang w:val="es-ES"/>
+              </w:rPr>
+              <w:t>: "maximum length of 50".</w:t>
             </w:r>
           </w:p>
         </w:tc>
@@ -14769,123 +15571,832 @@
               </w:rPr>
             </w:pPr>
             <w:r>
+              <w:t>CU_Rev_1</w:t>
+            </w:r>
+            <w:r>
+              <w:t>2</w:t>
+            </w:r>
+          </w:p>
+        </w:tc>
+        <w:tc>
+          <w:tcPr>
+            <w:tcW w:w="734" w:type="dxa"/>
+          </w:tcPr>
+          <w:p>
+            <w:pPr>
+              <w:rPr>
+                <w:rFonts w:eastAsia="Verdana" w:cs="Verdana"/>
+                <w:lang w:val="es-ES"/>
+              </w:rPr>
+            </w:pPr>
+            <w:r>
+              <w:rPr>
+                <w:rFonts w:eastAsia="Verdana" w:cs="Verdana"/>
+                <w:lang w:val="es-ES"/>
+              </w:rPr>
+              <w:t>Esc-</w:t>
+            </w:r>
+            <w:r>
+              <w:rPr>
+                <w:rFonts w:eastAsia="Verdana" w:cs="Verdana"/>
+                <w:lang w:val="es-ES"/>
+              </w:rPr>
+              <w:t>7</w:t>
+            </w:r>
+          </w:p>
+        </w:tc>
+        <w:tc>
+          <w:tcPr>
+            <w:tcW w:w="3713" w:type="dxa"/>
+          </w:tcPr>
+          <w:p>
+            <w:r>
+              <w:t xml:space="preserve">Añadir al carrito: iPhone 14 Pro 256GB, iPhone 14 </w:t>
+            </w:r>
+            <w:r>
+              <w:lastRenderedPageBreak/>
+              <w:t>Pro, 2023, Apple</w:t>
+            </w:r>
+          </w:p>
+          <w:p>
+            <w:pPr>
+              <w:rPr>
+                <w:rFonts w:eastAsia="Verdana" w:cs="Verdana"/>
+                <w:lang w:val="es-ES"/>
+              </w:rPr>
+            </w:pPr>
+          </w:p>
+        </w:tc>
+        <w:tc>
+          <w:tcPr>
+            <w:tcW w:w="1970" w:type="dxa"/>
+          </w:tcPr>
+          <w:p>
+            <w:pPr>
+              <w:rPr>
+                <w:rFonts w:eastAsia="Verdana" w:cs="Verdana"/>
+                <w:lang w:val="es-ES"/>
+              </w:rPr>
+            </w:pPr>
+          </w:p>
+        </w:tc>
+        <w:tc>
+          <w:tcPr>
+            <w:tcW w:w="850" w:type="dxa"/>
+          </w:tcPr>
+          <w:p>
+            <w:pPr>
+              <w:rPr>
+                <w:rFonts w:eastAsia="Verdana" w:cs="Verdana"/>
+                <w:lang w:val="es-ES"/>
+              </w:rPr>
+            </w:pPr>
+          </w:p>
+        </w:tc>
+        <w:tc>
+          <w:tcPr>
+            <w:tcW w:w="1704" w:type="dxa"/>
+          </w:tcPr>
+          <w:p>
+            <w:pPr>
+              <w:rPr>
+                <w:lang w:val="es-ES"/>
+              </w:rPr>
+            </w:pPr>
+            <w:r>
+              <w:rPr>
+                <w:lang w:val="es-ES"/>
+              </w:rPr>
+              <w:t>Título: Reseña Test,</w:t>
+            </w:r>
+          </w:p>
+          <w:p>
+            <w:pPr>
+              <w:rPr>
+                <w:lang w:val="es-ES"/>
+              </w:rPr>
+            </w:pPr>
+            <w:r>
+              <w:rPr>
+                <w:lang w:val="es-ES"/>
+              </w:rPr>
+              <w:lastRenderedPageBreak/>
+              <w:t>País: España,</w:t>
+            </w:r>
+          </w:p>
+          <w:p>
+            <w:pPr>
+              <w:rPr>
+                <w:lang w:val="es-ES"/>
+              </w:rPr>
+            </w:pPr>
+            <w:r>
+              <w:rPr>
+                <w:lang w:val="es-ES"/>
+              </w:rPr>
+              <w:t>Nombre:</w:t>
+            </w:r>
+            <w:r>
+              <w:rPr>
+                <w:lang w:val="es-ES"/>
+              </w:rPr>
+              <w:t xml:space="preserve"> Juanx</w:t>
+            </w:r>
+            <w:r>
+              <w:rPr>
+                <w:lang w:val="es-ES"/>
+              </w:rPr>
+              <w:t xml:space="preserve"> * 55 caracteres,</w:t>
+            </w:r>
+          </w:p>
+          <w:p>
+            <w:pPr>
+              <w:rPr>
+                <w:lang w:val="es-ES"/>
+              </w:rPr>
+            </w:pPr>
+            <w:r>
+              <w:rPr>
+                <w:lang w:val="es-ES"/>
+              </w:rPr>
+              <w:t>Punt1: 1,</w:t>
+            </w:r>
+          </w:p>
+          <w:p>
+            <w:pPr>
+              <w:rPr>
+                <w:lang w:val="es-ES"/>
+              </w:rPr>
+            </w:pPr>
+            <w:r>
+              <w:rPr>
+                <w:lang w:val="es-ES"/>
+              </w:rPr>
+              <w:t>Comentario1: "Review para</w:t>
+            </w:r>
+            <w:r>
+              <w:rPr>
+                <w:lang w:val="es-ES"/>
+              </w:rPr>
+              <w:t xml:space="preserve"> mi móvil</w:t>
+            </w:r>
+            <w:r>
+              <w:rPr>
+                <w:lang w:val="es-ES"/>
+              </w:rPr>
+              <w:t>"</w:t>
+            </w:r>
+          </w:p>
+          <w:p>
+            <w:pPr>
+              <w:rPr>
+                <w:lang w:val="es-ES"/>
+              </w:rPr>
+            </w:pPr>
+          </w:p>
+        </w:tc>
+        <w:tc>
+          <w:tcPr>
+            <w:tcW w:w="2602" w:type="dxa"/>
+          </w:tcPr>
+          <w:p>
+            <w:pPr>
+              <w:rPr>
+                <w:rFonts w:eastAsia="Verdana" w:cs="Verdana"/>
+                <w:lang w:val="es-ES"/>
+              </w:rPr>
+            </w:pPr>
+            <w:r>
+              <w:rPr>
+                <w:lang w:val="es-ES"/>
+              </w:rPr>
+              <w:lastRenderedPageBreak/>
+              <w:t>Resalta formato inválido</w:t>
+            </w:r>
+            <w:r>
+              <w:rPr>
+                <w:lang w:val="es-ES"/>
+              </w:rPr>
+              <w:t xml:space="preserve"> del </w:t>
+            </w:r>
+            <w:r>
+              <w:rPr>
+                <w:lang w:val="es-ES"/>
+              </w:rPr>
+              <w:lastRenderedPageBreak/>
+              <w:t>NombreUsuario</w:t>
+            </w:r>
+            <w:r>
+              <w:rPr>
+                <w:lang w:val="es-ES"/>
+              </w:rPr>
+              <w:t>: "maximum length of 50".</w:t>
+            </w:r>
+          </w:p>
+        </w:tc>
+      </w:tr>
+      <w:tr>
+        <w:trPr>
+          <w:trHeight w:val="300"/>
+        </w:trPr>
+        <w:tc>
+          <w:tcPr>
+            <w:tcW w:w="1388" w:type="dxa"/>
+          </w:tcPr>
+          <w:p>
+            <w:pPr>
+              <w:rPr>
+                <w:rFonts w:eastAsia="Verdana" w:cs="Verdana"/>
+                <w:lang w:val="es-ES"/>
+              </w:rPr>
+            </w:pPr>
+            <w:r>
+              <w:lastRenderedPageBreak/>
+              <w:t>CU_Rev_1</w:t>
+            </w:r>
+            <w:r>
+              <w:t>3</w:t>
+            </w:r>
+          </w:p>
+        </w:tc>
+        <w:tc>
+          <w:tcPr>
+            <w:tcW w:w="734" w:type="dxa"/>
+          </w:tcPr>
+          <w:p>
+            <w:pPr>
+              <w:rPr>
+                <w:rFonts w:eastAsia="Verdana" w:cs="Verdana"/>
+                <w:lang w:val="es-ES"/>
+              </w:rPr>
+            </w:pPr>
+            <w:r>
+              <w:rPr>
+                <w:rFonts w:eastAsia="Verdana" w:cs="Verdana"/>
+                <w:lang w:val="es-ES"/>
+              </w:rPr>
+              <w:t>Esc-</w:t>
+            </w:r>
+            <w:r>
+              <w:rPr>
+                <w:rFonts w:eastAsia="Verdana" w:cs="Verdana"/>
+                <w:lang w:val="es-ES"/>
+              </w:rPr>
+              <w:t>7</w:t>
+            </w:r>
+          </w:p>
+        </w:tc>
+        <w:tc>
+          <w:tcPr>
+            <w:tcW w:w="3713" w:type="dxa"/>
+          </w:tcPr>
+          <w:p>
+            <w:r>
+              <w:t>Añadir al carrito: iPhone 14 Pro 256GB, iPhone 14 Pro, 2023, Apple</w:t>
+            </w:r>
+          </w:p>
+          <w:p>
+            <w:pPr>
+              <w:rPr>
+                <w:rFonts w:eastAsia="Verdana" w:cs="Verdana"/>
+                <w:lang w:val="es-ES"/>
+              </w:rPr>
+            </w:pPr>
+          </w:p>
+        </w:tc>
+        <w:tc>
+          <w:tcPr>
+            <w:tcW w:w="1970" w:type="dxa"/>
+          </w:tcPr>
+          <w:p>
+            <w:pPr>
+              <w:rPr>
+                <w:rFonts w:eastAsia="Verdana" w:cs="Verdana"/>
+                <w:lang w:val="es-ES"/>
+              </w:rPr>
+            </w:pPr>
+          </w:p>
+        </w:tc>
+        <w:tc>
+          <w:tcPr>
+            <w:tcW w:w="850" w:type="dxa"/>
+          </w:tcPr>
+          <w:p>
+            <w:pPr>
+              <w:rPr>
+                <w:rFonts w:eastAsia="Verdana" w:cs="Verdana"/>
+                <w:lang w:val="es-ES"/>
+              </w:rPr>
+            </w:pPr>
+          </w:p>
+        </w:tc>
+        <w:tc>
+          <w:tcPr>
+            <w:tcW w:w="1704" w:type="dxa"/>
+          </w:tcPr>
+          <w:p>
+            <w:pPr>
+              <w:rPr>
+                <w:lang w:val="es-ES"/>
+              </w:rPr>
+            </w:pPr>
+            <w:r>
+              <w:rPr>
+                <w:lang w:val="es-ES"/>
+              </w:rPr>
+              <w:t>Título: Reseña Válida,</w:t>
+            </w:r>
+          </w:p>
+          <w:p>
+            <w:pPr>
+              <w:rPr>
+                <w:lang w:val="es-ES"/>
+              </w:rPr>
+            </w:pPr>
+            <w:r>
+              <w:rPr>
+                <w:lang w:val="es-ES"/>
+              </w:rPr>
+              <w:t>País: España,</w:t>
+            </w:r>
+          </w:p>
+          <w:p>
+            <w:pPr>
+              <w:rPr>
+                <w:lang w:val="es-ES"/>
+              </w:rPr>
+            </w:pPr>
+            <w:r>
+              <w:rPr>
+                <w:lang w:val="es-ES"/>
+              </w:rPr>
+              <w:t>Nombre: Juan,</w:t>
+            </w:r>
+          </w:p>
+          <w:p>
+            <w:pPr>
+              <w:rPr>
+                <w:lang w:val="es-ES"/>
+              </w:rPr>
+            </w:pPr>
+            <w:r>
+              <w:rPr>
+                <w:lang w:val="es-ES"/>
+              </w:rPr>
+              <w:t>Punt1: 1,</w:t>
+            </w:r>
+          </w:p>
+          <w:p>
+            <w:pPr>
+              <w:rPr>
+                <w:lang w:val="es-ES"/>
+              </w:rPr>
+            </w:pPr>
+            <w:r>
+              <w:rPr>
+                <w:lang w:val="es-ES"/>
+              </w:rPr>
+              <w:t>Comentario1:</w:t>
+            </w:r>
+            <w:r>
+              <w:rPr>
+                <w:lang w:val="es-ES"/>
+              </w:rPr>
+              <w:t xml:space="preserve"> Review para</w:t>
+            </w:r>
+            <w:r>
+              <w:rPr>
+                <w:lang w:val="es-ES"/>
+              </w:rPr>
+              <w:t xml:space="preserve"> a * 305 caracteres</w:t>
+            </w:r>
+          </w:p>
+        </w:tc>
+        <w:tc>
+          <w:tcPr>
+            <w:tcW w:w="2602" w:type="dxa"/>
+          </w:tcPr>
+          <w:p>
+            <w:pPr>
+              <w:rPr>
+                <w:rFonts w:eastAsia="Verdana" w:cs="Verdana"/>
+                <w:lang w:val="es-ES"/>
+              </w:rPr>
+            </w:pPr>
+            <w:r>
+              <w:rPr>
+                <w:lang w:val="es-ES"/>
+              </w:rPr>
+              <w:t xml:space="preserve">Resalta error de validación del servidor: </w:t>
+            </w:r>
+            <w:r>
+              <w:rPr>
+                <w:lang w:val="es-ES"/>
+              </w:rPr>
+              <w:t>“Error de validación del servidor. El comentario no puede ser mayor de 300 caracteres”</w:t>
+            </w:r>
+          </w:p>
+        </w:tc>
+      </w:tr>
+      <w:tr>
+        <w:trPr>
+          <w:trHeight w:val="300"/>
+        </w:trPr>
+        <w:tc>
+          <w:tcPr>
+            <w:tcW w:w="1388" w:type="dxa"/>
+          </w:tcPr>
+          <w:p>
+            <w:r>
+              <w:t>CU_Rev_7 (Usuario inexistente)</w:t>
+            </w:r>
+          </w:p>
+        </w:tc>
+        <w:tc>
+          <w:tcPr>
+            <w:tcW w:w="734" w:type="dxa"/>
+          </w:tcPr>
+          <w:p>
+            <w:pPr>
+              <w:rPr>
+                <w:rFonts w:eastAsia="Verdana" w:cs="Verdana"/>
+                <w:lang w:val="es-ES"/>
+              </w:rPr>
+            </w:pPr>
+            <w:r>
+              <w:rPr>
+                <w:rFonts w:eastAsia="Verdana" w:cs="Verdana"/>
+                <w:lang w:val="es-ES"/>
+              </w:rPr>
+              <w:t>Esc-7</w:t>
+            </w:r>
+          </w:p>
+        </w:tc>
+        <w:tc>
+          <w:tcPr>
+            <w:tcW w:w="3713" w:type="dxa"/>
+          </w:tcPr>
+          <w:p>
+            <w:r>
+              <w:t>Añadir al carrito: iPhone 14 Pro 256GB, iPhone 14 Pro, 2023, Apple</w:t>
+            </w:r>
+          </w:p>
+          <w:p/>
+        </w:tc>
+        <w:tc>
+          <w:tcPr>
+            <w:tcW w:w="1970" w:type="dxa"/>
+          </w:tcPr>
+          <w:p>
+            <w:pPr>
+              <w:rPr>
+                <w:rFonts w:eastAsia="Verdana" w:cs="Verdana"/>
+                <w:lang w:val="es-ES"/>
+              </w:rPr>
+            </w:pPr>
+          </w:p>
+        </w:tc>
+        <w:tc>
+          <w:tcPr>
+            <w:tcW w:w="850" w:type="dxa"/>
+          </w:tcPr>
+          <w:p>
+            <w:pPr>
+              <w:rPr>
+                <w:rFonts w:eastAsia="Verdana" w:cs="Verdana"/>
+                <w:lang w:val="es-ES"/>
+              </w:rPr>
+            </w:pPr>
+          </w:p>
+        </w:tc>
+        <w:tc>
+          <w:tcPr>
+            <w:tcW w:w="1704" w:type="dxa"/>
+          </w:tcPr>
+          <w:p>
+            <w:pPr>
+              <w:rPr>
+                <w:lang w:val="es-ES"/>
+              </w:rPr>
+            </w:pPr>
+            <w:r>
+              <w:rPr>
+                <w:lang w:val="es-ES"/>
+              </w:rPr>
+              <w:t>Título: Mi Reseña,</w:t>
+            </w:r>
+          </w:p>
+          <w:p>
+            <w:pPr>
+              <w:rPr>
+                <w:lang w:val="es-ES"/>
+              </w:rPr>
+            </w:pPr>
+            <w:r>
+              <w:rPr>
+                <w:lang w:val="es-ES"/>
+              </w:rPr>
+              <w:t>País: España,</w:t>
+            </w:r>
+          </w:p>
+          <w:p>
+            <w:pPr>
+              <w:rPr>
+                <w:lang w:val="es-ES"/>
+              </w:rPr>
+            </w:pPr>
+            <w:r>
+              <w:rPr>
+                <w:lang w:val="es-ES"/>
+              </w:rPr>
+              <w:t>Nombre: Augusto (no existe),</w:t>
+            </w:r>
+          </w:p>
+          <w:p>
+            <w:pPr>
+              <w:rPr>
+                <w:lang w:val="es-ES"/>
+              </w:rPr>
+            </w:pPr>
+            <w:r>
+              <w:rPr>
+                <w:lang w:val="es-ES"/>
+              </w:rPr>
+              <w:t>Punt1: 1,</w:t>
+            </w:r>
+          </w:p>
+          <w:p>
+            <w:pPr>
+              <w:rPr>
+                <w:lang w:val="es-ES"/>
+              </w:rPr>
+            </w:pPr>
+            <w:r>
+              <w:rPr>
+                <w:lang w:val="es-ES"/>
+              </w:rPr>
+              <w:t>Comentario1: "Review para mi móvil"</w:t>
+            </w:r>
+          </w:p>
+        </w:tc>
+        <w:tc>
+          <w:tcPr>
+            <w:tcW w:w="2602" w:type="dxa"/>
+          </w:tcPr>
+          <w:p>
+            <w:pPr>
+              <w:rPr>
+                <w:lang w:val="es-ES"/>
+              </w:rPr>
+            </w:pPr>
+            <w:r>
+              <w:rPr>
+                <w:lang w:val="es-ES"/>
+              </w:rPr>
+              <w:t>El sistema rechaza la petición indicando: "</w:t>
+            </w:r>
+            <w:r>
+              <w:rPr>
+                <w:lang w:val="es-ES"/>
+              </w:rPr>
+              <w:t xml:space="preserve">Error de validación del servidor. Error!  </w:t>
+            </w:r>
+            <w:r>
+              <w:rPr>
+                <w:lang w:val="es-ES"/>
+              </w:rPr>
+              <w:t>Usuario no registrado".</w:t>
+            </w:r>
+          </w:p>
+        </w:tc>
+      </w:tr>
+      <w:tr>
+        <w:trPr>
+          <w:trHeight w:val="300"/>
+        </w:trPr>
+        <w:tc>
+          <w:tcPr>
+            <w:tcW w:w="1388" w:type="dxa"/>
+          </w:tcPr>
+          <w:p>
+            <w:r>
               <w:t>CU_Rev_14</w:t>
             </w:r>
           </w:p>
         </w:tc>
         <w:tc>
           <w:tcPr>
-            <w:tcW w:w="2208" w:type="dxa"/>
-          </w:tcPr>
-          <w:p>
-            <w:pPr>
-              <w:rPr>
-                <w:rFonts w:eastAsia="Verdana" w:cs="Verdana"/>
-                <w:lang w:val="es-ES"/>
-              </w:rPr>
-            </w:pPr>
-            <w:r>
-              <w:rPr>
-                <w:rFonts w:eastAsia="Verdana" w:cs="Verdana"/>
-                <w:lang w:val="es-ES"/>
-              </w:rPr>
-              <w:t>Esc-5</w:t>
-            </w:r>
-          </w:p>
-        </w:tc>
-        <w:tc>
-          <w:tcPr>
-            <w:tcW w:w="2286" w:type="dxa"/>
-          </w:tcPr>
-          <w:p>
-            <w:pPr>
-              <w:rPr>
-                <w:rFonts w:eastAsia="Verdana" w:cs="Verdana"/>
-                <w:lang w:val="es-ES"/>
-              </w:rPr>
-            </w:pPr>
-            <w:r>
-              <w:t>iPhone 14 Pro</w:t>
-            </w:r>
-            <w:r>
-              <w:rPr>
-                <w:rFonts w:eastAsia="Verdana" w:cs="Verdana"/>
-                <w:lang w:val="es-ES"/>
-              </w:rPr>
-              <w:t xml:space="preserve"> </w:t>
-            </w:r>
-          </w:p>
-        </w:tc>
-        <w:tc>
-          <w:tcPr>
-            <w:tcW w:w="1070" w:type="dxa"/>
-          </w:tcPr>
-          <w:p>
-            <w:pPr>
-              <w:rPr>
-                <w:rFonts w:eastAsia="Verdana" w:cs="Verdana"/>
-                <w:lang w:val="es-ES"/>
-              </w:rPr>
-            </w:pPr>
-          </w:p>
-        </w:tc>
-        <w:tc>
-          <w:tcPr>
-            <w:tcW w:w="949" w:type="dxa"/>
-          </w:tcPr>
-          <w:p>
-            <w:pPr>
-              <w:rPr>
-                <w:rFonts w:eastAsia="Verdana" w:cs="Verdana"/>
-                <w:lang w:val="es-ES"/>
-              </w:rPr>
-            </w:pPr>
-          </w:p>
-        </w:tc>
-        <w:tc>
-          <w:tcPr>
-            <w:tcW w:w="1757" w:type="dxa"/>
-          </w:tcPr>
-          <w:p>
-            <w:pPr>
-              <w:rPr>
-                <w:lang w:val="es-ES"/>
-              </w:rPr>
-            </w:pPr>
-            <w:r>
-              <w:t>Comentario: a * 301 caracteres</w:t>
-            </w:r>
-            <w:r>
-              <w:rPr>
-                <w:lang w:val="es-ES"/>
-              </w:rPr>
-              <w:t xml:space="preserve"> </w:t>
-            </w:r>
-          </w:p>
-        </w:tc>
-        <w:tc>
-          <w:tcPr>
-            <w:tcW w:w="3303" w:type="dxa"/>
-          </w:tcPr>
-          <w:p>
-            <w:pPr>
-              <w:rPr>
-                <w:rFonts w:eastAsia="Verdana" w:cs="Verdana"/>
-                <w:lang w:val="es-ES"/>
-              </w:rPr>
-            </w:pPr>
-            <w:r>
-              <w:rPr>
-                <w:lang w:val="es-ES"/>
-              </w:rPr>
-              <w:t xml:space="preserve">Error: "El Comentario es demasiado largo (máximo 300 </w:t>
-            </w:r>
-            <w:r>
-              <w:rPr>
-                <w:lang w:val="es-ES"/>
-              </w:rPr>
+            <w:tcW w:w="734" w:type="dxa"/>
+          </w:tcPr>
+          <w:p>
+            <w:pPr>
+              <w:rPr>
+                <w:rFonts w:eastAsia="Verdana" w:cs="Verdana"/>
+                <w:lang w:val="es-ES"/>
+              </w:rPr>
+            </w:pPr>
+            <w:r>
+              <w:rPr>
+                <w:rFonts w:eastAsia="Verdana" w:cs="Verdana"/>
+                <w:lang w:val="es-ES"/>
+              </w:rPr>
+              <w:t>Esc-1, Esc-2 y Esc-3</w:t>
+            </w:r>
+          </w:p>
+        </w:tc>
+        <w:tc>
+          <w:tcPr>
+            <w:tcW w:w="3713" w:type="dxa"/>
+          </w:tcPr>
+          <w:p>
+            <w:pPr>
+              <w:rPr>
+                <w:lang w:val="es-ES"/>
+              </w:rPr>
+            </w:pPr>
+            <w:r>
+              <w:rPr>
+                <w:lang w:val="es-ES"/>
+              </w:rPr>
+              <w:t>iPhone 14 Pro 256GB</w:t>
+            </w:r>
+            <w:r>
+              <w:rPr>
+                <w:lang w:val="es-ES"/>
+              </w:rPr>
+              <w:t>, iPhone 14, 2023, Apple</w:t>
+            </w:r>
+            <w:r>
+              <w:rPr>
+                <w:lang w:val="es-ES"/>
+              </w:rPr>
+              <w:t xml:space="preserve"> (Añadido y luego quitado)</w:t>
+            </w:r>
+          </w:p>
+          <w:p>
+            <w:pPr>
+              <w:rPr>
+                <w:lang w:val="es-ES"/>
+              </w:rPr>
+            </w:pPr>
+          </w:p>
+          <w:p>
+            <w:pPr>
+              <w:rPr>
+                <w:lang w:val="es-ES"/>
+              </w:rPr>
+            </w:pPr>
+          </w:p>
+          <w:p>
+            <w:r>
+              <w:t>iPhone 14 Pro 512GB</w:t>
+            </w:r>
+            <w:r>
+              <w:t xml:space="preserve">, </w:t>
+            </w:r>
+            <w:r>
               <w:lastRenderedPageBreak/>
-              <w:t>caracteres)".</w:t>
+              <w:t>iPhone 14, 2023, Apple</w:t>
+            </w:r>
+            <w:r>
+              <w:t xml:space="preserve"> (Añadido)</w:t>
+            </w:r>
+          </w:p>
+        </w:tc>
+        <w:tc>
+          <w:tcPr>
+            <w:tcW w:w="1970" w:type="dxa"/>
+          </w:tcPr>
+          <w:p>
+            <w:pPr>
+              <w:rPr>
+                <w:rFonts w:eastAsia="Verdana" w:cs="Verdana"/>
+                <w:lang w:val="es-ES"/>
+              </w:rPr>
+            </w:pPr>
+            <w:r>
+              <w:rPr>
+                <w:rFonts w:eastAsia="Verdana" w:cs="Verdana"/>
+                <w:lang w:val="es-ES"/>
+              </w:rPr>
+              <w:lastRenderedPageBreak/>
+              <w:t>Apple</w:t>
+            </w:r>
+          </w:p>
+        </w:tc>
+        <w:tc>
+          <w:tcPr>
+            <w:tcW w:w="850" w:type="dxa"/>
+          </w:tcPr>
+          <w:p>
+            <w:pPr>
+              <w:rPr>
+                <w:rFonts w:eastAsia="Verdana" w:cs="Verdana"/>
+                <w:lang w:val="es-ES"/>
+              </w:rPr>
+            </w:pPr>
+          </w:p>
+        </w:tc>
+        <w:tc>
+          <w:tcPr>
+            <w:tcW w:w="1704" w:type="dxa"/>
+          </w:tcPr>
+          <w:p>
+            <w:pPr>
+              <w:rPr>
+                <w:lang w:val="es-ES"/>
+              </w:rPr>
+            </w:pPr>
+            <w:r>
+              <w:rPr>
+                <w:lang w:val="es-ES"/>
+              </w:rPr>
+              <w:t>Título: Excelente experiencia con iPhone,</w:t>
+            </w:r>
+          </w:p>
+          <w:p>
+            <w:pPr>
+              <w:rPr>
+                <w:lang w:val="es-ES"/>
+              </w:rPr>
+            </w:pPr>
+            <w:r>
+              <w:rPr>
+                <w:lang w:val="es-ES"/>
+              </w:rPr>
+              <w:t>País: España,</w:t>
+            </w:r>
+          </w:p>
+          <w:p>
+            <w:pPr>
+              <w:rPr>
+                <w:lang w:val="es-ES"/>
+              </w:rPr>
+            </w:pPr>
+            <w:r>
+              <w:rPr>
+                <w:lang w:val="es-ES"/>
+              </w:rPr>
+              <w:t xml:space="preserve">Nombre: </w:t>
+            </w:r>
+            <w:r>
+              <w:rPr>
+                <w:lang w:val="es-ES"/>
+              </w:rPr>
+              <w:lastRenderedPageBreak/>
+              <w:t>Juan,</w:t>
+            </w:r>
+          </w:p>
+          <w:p>
+            <w:pPr>
+              <w:rPr>
+                <w:lang w:val="es-ES"/>
+              </w:rPr>
+            </w:pPr>
+            <w:r>
+              <w:rPr>
+                <w:lang w:val="es-ES"/>
+              </w:rPr>
+              <w:t>Punt1: 4,</w:t>
+            </w:r>
+          </w:p>
+          <w:p>
+            <w:pPr>
+              <w:rPr>
+                <w:lang w:val="es-ES"/>
+              </w:rPr>
+            </w:pPr>
+            <w:r>
+              <w:rPr>
+                <w:lang w:val="es-ES"/>
+              </w:rPr>
+              <w:t>Comentario1: "Review para el iPhone 14 Pro 512 GB: muy bueno"</w:t>
+            </w:r>
+          </w:p>
+        </w:tc>
+        <w:tc>
+          <w:tcPr>
+            <w:tcW w:w="2602" w:type="dxa"/>
+          </w:tcPr>
+          <w:p>
+            <w:pPr>
+              <w:rPr>
+                <w:lang w:val="es-ES"/>
+              </w:rPr>
+            </w:pPr>
+            <w:r>
+              <w:rPr>
+                <w:lang w:val="es-ES"/>
+              </w:rPr>
+              <w:lastRenderedPageBreak/>
+              <w:t xml:space="preserve">Pantalla muestra: "¡Reseña Publicada con Éxito!", Datos del cliente (Juan, España), título, y tabla con el </w:t>
+            </w:r>
+            <w:r>
+              <w:rPr>
+                <w:lang w:val="es-ES"/>
+              </w:rPr>
+              <w:lastRenderedPageBreak/>
+              <w:t>dispositivo de 512GB valorado.</w:t>
             </w:r>
           </w:p>
         </w:tc>
@@ -15063,24 +16574,10 @@
       </w:pPr>
       <w:r>
         <w:rPr>
-          <w:rStyle w:val="citation-93"/>
-          <w:lang w:val="es-ES"/>
-        </w:rPr>
-        <w:t>CU_Rev_11 requiere haber introducido datos en el paso 5 antes de solicitar la modificación de selección</w:t>
-      </w:r>
-      <w:r>
-        <w:rPr>
-          <w:lang w:val="es-ES"/>
-        </w:rPr>
-        <w:t>.</w:t>
-      </w:r>
-    </w:p>
-    <w:p>
-      <w:pPr>
-        <w:rPr>
-          <w:lang w:val="es-ES"/>
-        </w:rPr>
-      </w:pPr>
+          <w:lang w:val="es-ES"/>
+        </w:rPr>
+        <w:t>El caso de prueba CU_Rev_16 (Flujo Alternativo 4) requiere que se hayan ejecutado previamente los pasos de selección de dispositivos y que el usuario se encuentre en la pantalla de rellenar los datos de la reseña (Paso 5) para poder accionar el botón de Modificar Selección.</w:t>
+      </w:r>
     </w:p>
     <w:p>
       <w:pPr>
@@ -15187,21 +16684,11 @@
             </w:rPr>
             <w:t>Ó</w:t>
           </w:r>
-          <w:r>
-            <w:fldChar w:fldCharType="begin"/>
-          </w:r>
-          <w:r>
-            <w:instrText>DOCPROPERTY "Company"  \* MERGEFORMAT</w:instrText>
-          </w:r>
-          <w:r>
-            <w:fldChar w:fldCharType="separate"/>
-          </w:r>
-          <w:r>
-            <w:t>&lt;Company Name&gt;</w:t>
-          </w:r>
-          <w:r>
-            <w:fldChar w:fldCharType="end"/>
-          </w:r>
+          <w:fldSimple w:instr="DOCPROPERTY &quot;Company&quot;  \* MERGEFORMAT">
+            <w:r>
+              <w:t>&lt;Company Name&gt;</w:t>
+            </w:r>
+          </w:fldSimple>
           <w:r>
             <w:t>, 2000</w:t>
           </w:r>
@@ -15468,21 +16955,11 @@
             </w:rPr>
             <w:t>Ó</w:t>
           </w:r>
-          <w:r>
-            <w:fldChar w:fldCharType="begin"/>
-          </w:r>
-          <w:r>
-            <w:instrText>DOCPROPERTY "Company"  \* MERGEFORMAT</w:instrText>
-          </w:r>
-          <w:r>
-            <w:fldChar w:fldCharType="separate"/>
-          </w:r>
-          <w:r>
-            <w:t>&lt;Company Name&gt;</w:t>
-          </w:r>
-          <w:r>
-            <w:fldChar w:fldCharType="end"/>
-          </w:r>
+          <w:fldSimple w:instr="DOCPROPERTY &quot;Company&quot;  \* MERGEFORMAT">
+            <w:r>
+              <w:t>&lt;Company Name&gt;</w:t>
+            </w:r>
+          </w:fldSimple>
           <w:r>
             <w:t>, 2000</w:t>
           </w:r>
@@ -15601,47 +17078,32 @@
         <w:sz w:val="36"/>
       </w:rPr>
     </w:pPr>
-    <w:r>
-      <w:fldChar w:fldCharType="begin"/>
-    </w:r>
-    <w:r>
-      <w:instrText>DOCPROPERTY "Company"  \* MERGEFORMAT</w:instrText>
-    </w:r>
-    <w:r>
-      <w:fldChar w:fldCharType="separate"/>
-    </w:r>
-    <w:r>
-      <w:rPr>
-        <w:rFonts w:ascii="Arial" w:hAnsi="Arial"/>
-        <w:b/>
-        <w:sz w:val="36"/>
-      </w:rPr>
-      <w:t>&lt;</w:t>
-    </w:r>
-    <w:r>
-      <w:rPr>
-        <w:rFonts w:ascii="Arial" w:hAnsi="Arial"/>
-        <w:b/>
-        <w:sz w:val="36"/>
-      </w:rPr>
-      <w:t>IMS</w:t>
-    </w:r>
-    <w:r>
-      <w:rPr>
-        <w:rFonts w:ascii="Arial" w:hAnsi="Arial"/>
-        <w:b/>
-        <w:sz w:val="36"/>
-      </w:rPr>
-      <w:t>&gt;</w:t>
-    </w:r>
-    <w:r>
-      <w:rPr>
-        <w:rFonts w:ascii="Arial" w:hAnsi="Arial"/>
-        <w:b/>
-        <w:sz w:val="36"/>
-      </w:rPr>
-      <w:fldChar w:fldCharType="end"/>
-    </w:r>
+    <w:fldSimple w:instr="DOCPROPERTY &quot;Company&quot;  \* MERGEFORMAT">
+      <w:r>
+        <w:rPr>
+          <w:rFonts w:ascii="Arial" w:hAnsi="Arial"/>
+          <w:b/>
+          <w:sz w:val="36"/>
+        </w:rPr>
+        <w:t>&lt;</w:t>
+      </w:r>
+      <w:r>
+        <w:rPr>
+          <w:rFonts w:ascii="Arial" w:hAnsi="Arial"/>
+          <w:b/>
+          <w:sz w:val="36"/>
+        </w:rPr>
+        <w:t>IMS</w:t>
+      </w:r>
+      <w:r>
+        <w:rPr>
+          <w:rFonts w:ascii="Arial" w:hAnsi="Arial"/>
+          <w:b/>
+          <w:sz w:val="36"/>
+        </w:rPr>
+        <w:t>&gt;</w:t>
+      </w:r>
+    </w:fldSimple>
   </w:p>
   <w:p>
     <w:pPr>
@@ -15713,11 +17175,21 @@
           <w:tcW w:w="6379" w:type="dxa"/>
         </w:tcPr>
         <w:p>
-          <w:fldSimple w:instr="TITLE  \* MERGEFORMAT">
-            <w:r>
-              <w:t>Casos de Pruebas</w:t>
-            </w:r>
-          </w:fldSimple>
+          <w:r>
+            <w:fldChar w:fldCharType="begin"/>
+          </w:r>
+          <w:r>
+            <w:instrText>TITLE  \* MERGEFORMAT</w:instrText>
+          </w:r>
+          <w:r>
+            <w:fldChar w:fldCharType="separate"/>
+          </w:r>
+          <w:r>
+            <w:t>Casos de Pruebas</w:t>
+          </w:r>
+          <w:r>
+            <w:fldChar w:fldCharType="end"/>
+          </w:r>
         </w:p>
       </w:tc>
       <w:tc>
@@ -16064,31 +17536,16 @@
         <w:sz w:val="36"/>
       </w:rPr>
     </w:pPr>
-    <w:r>
-      <w:fldChar w:fldCharType="begin"/>
-    </w:r>
-    <w:r>
-      <w:instrText>DOCPROPERTY "Company"  \* MERGEFORMAT</w:instrText>
-    </w:r>
-    <w:r>
-      <w:fldChar w:fldCharType="separate"/>
-    </w:r>
-    <w:r>
-      <w:rPr>
-        <w:rFonts w:ascii="Arial" w:hAnsi="Arial"/>
-        <w:b/>
-        <w:sz w:val="36"/>
-      </w:rPr>
-      <w:t>&lt;IMS&gt;</w:t>
-    </w:r>
-    <w:r>
-      <w:rPr>
-        <w:rFonts w:ascii="Arial" w:hAnsi="Arial"/>
-        <w:b/>
-        <w:sz w:val="36"/>
-      </w:rPr>
-      <w:fldChar w:fldCharType="end"/>
-    </w:r>
+    <w:fldSimple w:instr="DOCPROPERTY &quot;Company&quot;  \* MERGEFORMAT">
+      <w:r>
+        <w:rPr>
+          <w:rFonts w:ascii="Arial" w:hAnsi="Arial"/>
+          <w:b/>
+          <w:sz w:val="36"/>
+        </w:rPr>
+        <w:t>&lt;IMS&gt;</w:t>
+      </w:r>
+    </w:fldSimple>
   </w:p>
   <w:p>
     <w:pPr>
@@ -16160,21 +17617,11 @@
           <w:tcW w:w="6379" w:type="dxa"/>
         </w:tcPr>
         <w:p>
-          <w:r>
-            <w:fldChar w:fldCharType="begin"/>
-          </w:r>
-          <w:r>
-            <w:instrText>TITLE  \* MERGEFORMAT</w:instrText>
-          </w:r>
-          <w:r>
-            <w:fldChar w:fldCharType="separate"/>
-          </w:r>
-          <w:r>
-            <w:t>Casos de Pruebas</w:t>
-          </w:r>
-          <w:r>
-            <w:fldChar w:fldCharType="end"/>
-          </w:r>
+          <w:fldSimple w:instr="TITLE  \* MERGEFORMAT">
+            <w:r>
+              <w:t>Casos de Pruebas</w:t>
+            </w:r>
+          </w:fldSimple>
         </w:p>
       </w:tc>
       <w:tc>
@@ -16183,7 +17630,25 @@
         </w:tcPr>
         <w:p>
           <w:r>
-            <w:t xml:space="preserve">  Fecha:  &lt;17/12/2025&gt;</w:t>
+            <w:t xml:space="preserve">  Fecha:  &lt;1</w:t>
+          </w:r>
+          <w:r>
+            <w:t>6</w:t>
+          </w:r>
+          <w:r>
+            <w:t>/</w:t>
+          </w:r>
+          <w:r>
+            <w:t>05</w:t>
+          </w:r>
+          <w:r>
+            <w:t>/202</w:t>
+          </w:r>
+          <w:r>
+            <w:t>6</w:t>
+          </w:r>
+          <w:r>
+            <w:t>&gt;</w:t>
           </w:r>
         </w:p>
       </w:tc>
@@ -16723,7 +18188,7 @@
   <w:style w:type="paragraph" w:default="1" w:styleId="Normal">
     <w:name w:val="Normal"/>
     <w:qFormat/>
-    <w:rsid w:val="002672EE"/>
+    <w:rsid w:val="004F3FA2"/>
     <w:pPr>
       <w:widowControl w:val="0"/>
       <w:spacing w:after="0" w:line="240" w:lineRule="atLeast"/>
@@ -17553,4 +19018,16 @@
   <a:objectDefaults/>
   <a:extraClrSchemeLst/>
 </a:theme>
+</file>
+
+<file path=customXml/item1.xml><?xml version="1.0" encoding="utf-8"?>
+<b:Sources xmlns:b="http://schemas.openxmlformats.org/officeDocument/2006/bibliography" xmlns="http://schemas.openxmlformats.org/officeDocument/2006/bibliography" SelectedStyle="\APASixthEditionOfficeOnline.xsl" StyleName="APA" Version="6"/>
+</file>
+
+<file path=customXml/itemProps1.xml><?xml version="1.0" encoding="utf-8"?>
+<ds:datastoreItem xmlns:ds="http://schemas.openxmlformats.org/officeDocument/2006/customXml" ds:itemID="{E4F80CB5-DA9E-4770-943E-6E8458455260}">
+  <ds:schemaRefs>
+    <ds:schemaRef ds:uri="http://schemas.openxmlformats.org/officeDocument/2006/bibliography"/>
+  </ds:schemaRefs>
+</ds:datastoreItem>
 </file>